--- a/flow/20230914_vu_template/drafts/2024-08-g/21-СР-мч.Тадея,мчц. Васси.docx
+++ b/flow/20230914_vu_template/drafts/2024-08-g/21-СР-мч.Тадея,мчц. Васси.docx
@@ -67,7 +67,6 @@
           <w:i/>
           <w:color w:val="FF4400"/>
           <w:sz w:val="24"/>
-          <w:szCs w:val="24"/>
         </w:rPr>
         <w:t>Священик:</w:t>
       </w:r>
@@ -75,7 +74,6 @@
         <w:rPr>
           <w:rFonts w:ascii="Times New Roman" w:hAnsi="Times New Roman"/>
           <w:sz w:val="24"/>
-          <w:szCs w:val="24"/>
         </w:rPr>
         <w:t xml:space="preserve"> Благословенний Бог наш завжди, нині і повсякчас, і на віки віків.</w:t>
       </w:r>
@@ -138,57 +136,35 @@
     </w:p>
     <w:p>
       <w:pPr>
-        <w:spacing w:after="120"/>
-        <w:jc w:val="both"/>
-        <w:rPr>
-          <w:rFonts w:ascii="Times New Roman" w:hAnsi="Times New Roman"/>
-          <w:i/>
-          <w:sz w:val="24"/>
-          <w:szCs w:val="24"/>
-        </w:rPr>
-      </w:pPr>
-      <w:r>
-        <w:rPr>
-          <w:rFonts w:ascii="Times New Roman" w:hAnsi="Times New Roman"/>
-          <w:sz w:val="24"/>
-          <w:szCs w:val="24"/>
-        </w:rPr>
-        <w:t>Святий Боже, святий Кріпкий, святий Безсмерт</w:t>
-      </w:r>
-      <w:r>
-        <w:rPr>
-          <w:rFonts w:ascii="Times New Roman" w:hAnsi="Times New Roman"/>
-          <w:sz w:val="24"/>
-          <w:szCs w:val="24"/>
-        </w:rPr>
-        <w:t xml:space="preserve">ний, помилуй нас </w:t>
-      </w:r>
-      <w:r>
-        <w:rPr>
-          <w:rFonts w:ascii="Times New Roman" w:hAnsi="Times New Roman"/>
-          <w:i/>
-          <w:color w:val="FF0000"/>
-          <w:sz w:val="24"/>
-          <w:szCs w:val="24"/>
-        </w:rPr>
-        <w:t>(3 р.)</w:t>
-      </w:r>
-    </w:p>
-    <w:p>
-      <w:pPr>
-        <w:spacing w:after="120"/>
-        <w:jc w:val="both"/>
-        <w:rPr>
-          <w:rFonts w:ascii="Times New Roman" w:hAnsi="Times New Roman"/>
-          <w:sz w:val="24"/>
-          <w:szCs w:val="24"/>
-        </w:rPr>
-      </w:pPr>
-      <w:r>
-        <w:rPr>
-          <w:rFonts w:ascii="Times New Roman" w:hAnsi="Times New Roman"/>
-          <w:sz w:val="24"/>
-          <w:szCs w:val="24"/>
+        <w:pStyle w:val="a"/>
+        <w:spacing w:after="120"/>
+      </w:pPr>
+      <w:r>
+        <w:rPr>
+          <w:rFonts w:ascii="Times New Roman" w:hAnsi="Times New Roman"/>
+          <w:sz w:val="24"/>
+        </w:rPr>
+        <w:t xml:space="preserve">Святий Боже, святий Кріпкий, святий Безсмертний, помилуй нас. </w:t>
+      </w:r>
+      <w:r>
+        <w:rPr>
+          <w:rFonts w:ascii="Times New Roman" w:hAnsi="Times New Roman"/>
+          <w:i/>
+          <w:color w:val="FF0000"/>
+          <w:sz w:val="24"/>
+        </w:rPr>
+        <w:t>(3 р.)</w:t>
+      </w:r>
+    </w:p>
+    <w:p>
+      <w:pPr>
+        <w:pStyle w:val="a"/>
+        <w:spacing w:after="120"/>
+      </w:pPr>
+      <w:r>
+        <w:rPr>
+          <w:rFonts w:ascii="Times New Roman" w:hAnsi="Times New Roman"/>
+          <w:sz w:val="24"/>
         </w:rPr>
         <w:t>Слава Отцю, і Сину, і Святому Духові,* і нині і повсякчас, і на віки віків. Амінь.</w:t>
       </w:r>
@@ -214,37 +190,27 @@
     </w:p>
     <w:p>
       <w:pPr>
-        <w:spacing w:after="120"/>
-        <w:jc w:val="both"/>
-        <w:rPr>
-          <w:rFonts w:ascii="Times New Roman" w:hAnsi="Times New Roman"/>
-          <w:i/>
-          <w:sz w:val="24"/>
-          <w:szCs w:val="24"/>
-        </w:rPr>
-      </w:pPr>
-      <w:r>
-        <w:rPr>
-          <w:rFonts w:ascii="Times New Roman" w:hAnsi="Times New Roman"/>
-          <w:sz w:val="24"/>
-          <w:szCs w:val="24"/>
-        </w:rPr>
-        <w:t>Г</w:t>
-      </w:r>
-      <w:r>
-        <w:rPr>
-          <w:rFonts w:ascii="Times New Roman" w:hAnsi="Times New Roman"/>
-          <w:sz w:val="24"/>
-          <w:szCs w:val="24"/>
-        </w:rPr>
-        <w:t>осподи, помилуй</w:t>
-      </w:r>
-      <w:r>
-        <w:rPr>
-          <w:rFonts w:ascii="Times New Roman" w:hAnsi="Times New Roman"/>
-          <w:i/>
-          <w:sz w:val="24"/>
-          <w:szCs w:val="24"/>
+        <w:pStyle w:val="a"/>
+        <w:spacing w:after="120"/>
+      </w:pPr>
+      <w:r>
+        <w:rPr>
+          <w:rFonts w:ascii="Times New Roman" w:hAnsi="Times New Roman"/>
+          <w:sz w:val="24"/>
+        </w:rPr>
+        <w:t>Господи, помилуй</w:t>
+      </w:r>
+      <w:r>
+        <w:rPr>
+          <w:rFonts w:ascii="Times New Roman" w:hAnsi="Times New Roman"/>
+          <w:sz w:val="24"/>
+        </w:rPr>
+        <w:t>.</w:t>
+      </w:r>
+      <w:r>
+        <w:rPr>
+          <w:rFonts w:ascii="Times New Roman" w:hAnsi="Times New Roman"/>
+          <w:sz w:val="24"/>
         </w:rPr>
         <w:t xml:space="preserve"> </w:t>
       </w:r>
@@ -254,35 +220,69 @@
           <w:i/>
           <w:color w:val="FF0000"/>
           <w:sz w:val="24"/>
-          <w:szCs w:val="24"/>
-        </w:rPr>
-        <w:t>(3 р.)</w:t>
-      </w:r>
-    </w:p>
-    <w:p>
-      <w:pPr>
-        <w:spacing w:after="120"/>
-        <w:jc w:val="both"/>
-        <w:rPr>
-          <w:rFonts w:ascii="Times New Roman" w:hAnsi="Times New Roman"/>
-          <w:sz w:val="24"/>
-          <w:szCs w:val="24"/>
-        </w:rPr>
-      </w:pPr>
-      <w:r>
-        <w:rPr>
-          <w:rFonts w:ascii="Times New Roman" w:hAnsi="Times New Roman"/>
-          <w:sz w:val="24"/>
-          <w:szCs w:val="24"/>
-        </w:rPr>
-        <w:t>Слава Отцю, і Сину, і Святому Духові.* І</w:t>
+        </w:rPr>
+        <w:t>(3 р.)</w:t>
+      </w:r>
+    </w:p>
+    <w:p>
+      <w:pPr>
+        <w:pStyle w:val="a"/>
+        <w:spacing w:after="120"/>
+      </w:pPr>
+      <w:r>
+        <w:rPr>
+          <w:rFonts w:ascii="Times New Roman" w:hAnsi="Times New Roman"/>
+          <w:sz w:val="24"/>
+        </w:rPr>
+        <w:t xml:space="preserve">Слава </w:t>
+      </w:r>
+      <w:r>
+        <w:rPr>
+          <w:rFonts w:ascii="Times New Roman" w:hAnsi="Times New Roman"/>
+          <w:sz w:val="24"/>
+        </w:rPr>
+        <w:t>Отцю</w:t>
+      </w:r>
+      <w:r>
+        <w:rPr>
+          <w:rFonts w:ascii="Times New Roman" w:hAnsi="Times New Roman"/>
+          <w:sz w:val="24"/>
+        </w:rPr>
+        <w:t xml:space="preserve">, і Сину, і Святому </w:t>
+      </w:r>
+      <w:r>
+        <w:rPr>
+          <w:rFonts w:ascii="Times New Roman" w:hAnsi="Times New Roman"/>
+          <w:sz w:val="24"/>
+        </w:rPr>
+        <w:t>Духові</w:t>
+      </w:r>
+      <w:r>
+        <w:rPr>
+          <w:rFonts w:ascii="Times New Roman" w:hAnsi="Times New Roman"/>
+          <w:sz w:val="24"/>
+        </w:rPr>
+        <w:t>,</w:t>
+      </w:r>
+      <w:r>
+        <w:rPr>
+          <w:rFonts w:ascii="Times New Roman" w:hAnsi="Times New Roman"/>
+          <w:sz w:val="24"/>
+        </w:rPr>
+        <w:t xml:space="preserve">* </w:t>
+      </w:r>
+      <w:r>
+        <w:rPr>
+          <w:rFonts w:ascii="Times New Roman" w:hAnsi="Times New Roman"/>
+          <w:sz w:val="24"/>
+        </w:rPr>
+        <w:t>і</w:t>
       </w:r>
       <w:r>
         <w:rPr>
           <w:rFonts w:ascii="Times New Roman" w:hAnsi="Times New Roman"/>
           <w:b/>
           <w:sz w:val="24"/>
-          <w:szCs w:val="24"/>
         </w:rPr>
         <w:t xml:space="preserve"> </w:t>
       </w:r>
@@ -290,9 +290,71 @@
         <w:rPr>
           <w:rFonts w:ascii="Times New Roman" w:hAnsi="Times New Roman"/>
           <w:sz w:val="24"/>
-          <w:szCs w:val="24"/>
-        </w:rPr>
-        <w:t>нині і повсякчас, і на віки віків. Амінь.</w:t>
+        </w:rPr>
+        <w:t>нині</w:t>
+      </w:r>
+      <w:r>
+        <w:rPr>
+          <w:rFonts w:ascii="Times New Roman" w:hAnsi="Times New Roman"/>
+          <w:sz w:val="24"/>
+        </w:rPr>
+        <w:t xml:space="preserve"> і </w:t>
+      </w:r>
+      <w:r>
+        <w:rPr>
+          <w:rFonts w:ascii="Times New Roman" w:hAnsi="Times New Roman"/>
+          <w:sz w:val="24"/>
+        </w:rPr>
+        <w:t>повсякчас</w:t>
+      </w:r>
+      <w:r>
+        <w:rPr>
+          <w:rFonts w:ascii="Times New Roman" w:hAnsi="Times New Roman"/>
+          <w:sz w:val="24"/>
+        </w:rPr>
+        <w:t xml:space="preserve">, і на </w:t>
+      </w:r>
+      <w:r>
+        <w:rPr>
+          <w:rFonts w:ascii="Times New Roman" w:hAnsi="Times New Roman"/>
+          <w:sz w:val="24"/>
+        </w:rPr>
+        <w:t>віки</w:t>
+      </w:r>
+      <w:r>
+        <w:rPr>
+          <w:rFonts w:ascii="Times New Roman" w:hAnsi="Times New Roman"/>
+          <w:sz w:val="24"/>
+        </w:rPr>
+        <w:t xml:space="preserve"> </w:t>
+      </w:r>
+      <w:r>
+        <w:rPr>
+          <w:rFonts w:ascii="Times New Roman" w:hAnsi="Times New Roman"/>
+          <w:sz w:val="24"/>
+        </w:rPr>
+        <w:t>віків</w:t>
+      </w:r>
+      <w:r>
+        <w:rPr>
+          <w:rFonts w:ascii="Times New Roman" w:hAnsi="Times New Roman"/>
+          <w:sz w:val="24"/>
+        </w:rPr>
+        <w:t xml:space="preserve">. </w:t>
+      </w:r>
+      <w:r>
+        <w:rPr>
+          <w:rFonts w:ascii="Times New Roman" w:hAnsi="Times New Roman"/>
+          <w:sz w:val="24"/>
+        </w:rPr>
+        <w:t>Амінь</w:t>
+      </w:r>
+      <w:r>
+        <w:rPr>
+          <w:rFonts w:ascii="Times New Roman" w:hAnsi="Times New Roman"/>
+          <w:sz w:val="24"/>
+        </w:rPr>
+        <w:t>.</w:t>
       </w:r>
     </w:p>
     <w:p>
@@ -404,7 +466,7 @@
           <w:sz w:val="24"/>
           <w:szCs w:val="24"/>
         </w:rPr>
-        <w:t>(12 р.)</w:t>
+        <w:t>(12 р.)</w:t>
       </w:r>
     </w:p>
     <w:p>
@@ -4601,7 +4663,7 @@
           <w:sz w:val="24"/>
           <w:szCs w:val="24"/>
         </w:rPr>
-        <w:t xml:space="preserve"> Господи щедрий і милосердний, довготерпеливий і многомилостивий! Вислухай молитви наші і зверни увагу на голос моління нашого і яви нам знак милости твоєї, наведи нас на дорогу твою, щоб ходили ми в твоїй правді. Звесели серця наші, щоб ми боялись імення </w:t>
+        <w:t xml:space="preserve"> Господи щедрий і милосердний, довготерпеливий і многомилостивий! Вислухай молитви наші і зверни увагу на голос моління нашого і яви нам знак милости твоєї, наведи нас на дорогу твою, щоб ходили ми в твоїй правді. Звесели серця наші, щоб ми боялись імення </w:t>
       </w:r>
       <w:r>
         <w:rPr>
@@ -4637,7 +4699,7 @@
           <w:sz w:val="24"/>
           <w:szCs w:val="24"/>
         </w:rPr>
-        <w:t>2. </w:t>
+        <w:t xml:space="preserve">2. </w:t>
       </w:r>
       <w:r>
         <w:rPr>
@@ -4689,7 +4751,7 @@
           <w:sz w:val="24"/>
           <w:szCs w:val="24"/>
         </w:rPr>
-        <w:t> Господи, Боже наш! Згадай нас грішних і недостойних слуг твоїх, коли призиваємо святе ім'я твоє, і не осороми нас, коли очікуємо милости твоєї, але вислухай, Господи, усі наші спасенні прохання, і вчини</w:t>
+        <w:t xml:space="preserve"> Господи, Боже наш! Згадай нас грішних і недостойних слуг твоїх, коли призиваємо святе ім'я твоє, і не осороми нас, коли очікуємо милости твоєї, але вислухай, Господи, усі наші спасенні прохання, і вчини</w:t>
       </w:r>
       <w:r>
         <w:rPr>
@@ -4717,7 +4779,7 @@
           <w:sz w:val="24"/>
           <w:szCs w:val="24"/>
         </w:rPr>
-        <w:t>4. </w:t>
+        <w:t xml:space="preserve">4. </w:t>
       </w:r>
       <w:r>
         <w:rPr>
@@ -4769,7 +4831,7 @@
           <w:sz w:val="24"/>
           <w:szCs w:val="24"/>
         </w:rPr>
-        <w:t> Благословенний ти, Господи Боже, Вседержителю, що знаєш думки людські, що відаєш те, чого ми потребуємо, і багато більше,</w:t>
+        <w:t xml:space="preserve"> Благословенний ти, Господи Боже, Вседержителю, що знаєш думки людські, що відаєш те, чого ми потребуємо, і багато більше,</w:t>
       </w:r>
       <w:r>
         <w:rPr>
@@ -4813,7 +4875,7 @@
           <w:sz w:val="24"/>
           <w:szCs w:val="24"/>
         </w:rPr>
-        <w:t> Господи, Господи, що пречистою твоєю долонею все утримуєш, що довго терпиш нам усім, і жалієшся задля нашої злоби! Згадай</w:t>
+        <w:t xml:space="preserve"> Господи, Господи, що пречистою твоєю долонею все утримуєш, що довго терпиш нам усім, і жалієшся задля нашої злоби! Згадай</w:t>
       </w:r>
       <w:r>
         <w:rPr>
@@ -4857,7 +4919,7 @@
           <w:sz w:val="24"/>
           <w:szCs w:val="24"/>
         </w:rPr>
-        <w:t> Боже великий і дивний, що несказанною добрістю і багатим промислом усім управляєш, і дав нам земні добра й запевнив нам обіцян</w:t>
+        <w:t xml:space="preserve"> Боже великий і дивний, що несказанною добрістю і багатим промислом усім управляєш, і дав нам земні добра й запевнив нам обіцян</w:t>
       </w:r>
       <w:r>
         <w:rPr>
@@ -4901,7 +4963,7 @@
           <w:sz w:val="24"/>
           <w:szCs w:val="24"/>
         </w:rPr>
-        <w:t> Боже великий і вишній, в тебе одного є безсмертність і в світлі живеш недоступнім. Ти все створіння мудро створив, відокремив світло від темряви і сонце поклав, щоб правити днем, а місяць і з</w:t>
+        <w:t xml:space="preserve"> Боже великий і вишній, в тебе одного є безсмертність і в світлі живеш недоступнім. Ти все створіння мудро створив, відокремив світло від темряви і сонце поклав, щоб правити днем, а місяць і з</w:t>
       </w:r>
       <w:r>
         <w:rPr>
@@ -6580,401 +6642,1778 @@
     </w:p>
     <w:p>
       <w:pPr>
-        <w:spacing w:after="120"/>
-        <w:jc w:val="both"/>
-        <w:rPr>
-          <w:rFonts w:ascii="Times New Roman" w:hAnsi="Times New Roman"/>
-          <w:sz w:val="24"/>
-          <w:szCs w:val="24"/>
-        </w:rPr>
-      </w:pPr>
-      <w:r>
-        <w:rPr>
-          <w:rFonts w:ascii="Times New Roman" w:eastAsia="Gungsuh" w:hAnsi="Times New Roman"/>
-          <w:sz w:val="24"/>
-          <w:szCs w:val="24"/>
-        </w:rPr>
-        <w:t>Постав, Господи, моїм устам сторожу;* до дверей губ моїх − варту!</w:t>
-      </w:r>
-    </w:p>
-    <w:p>
-      <w:pPr>
-        <w:spacing w:after="120"/>
-        <w:jc w:val="both"/>
-        <w:rPr>
-          <w:rFonts w:ascii="Times New Roman" w:hAnsi="Times New Roman"/>
-          <w:sz w:val="24"/>
-          <w:szCs w:val="24"/>
-        </w:rPr>
-      </w:pPr>
-      <w:r>
-        <w:rPr>
-          <w:rFonts w:ascii="Times New Roman" w:hAnsi="Times New Roman"/>
-          <w:sz w:val="24"/>
-          <w:szCs w:val="24"/>
-        </w:rPr>
-        <w:t>Не дай схилитися серцеві моєму* до чогось злого.</w:t>
-      </w:r>
-    </w:p>
-    <w:p>
-      <w:pPr>
-        <w:spacing w:after="120"/>
-        <w:jc w:val="both"/>
-        <w:rPr>
-          <w:rFonts w:ascii="Times New Roman" w:hAnsi="Times New Roman"/>
-          <w:sz w:val="24"/>
-          <w:szCs w:val="24"/>
-        </w:rPr>
-      </w:pPr>
-      <w:r>
-        <w:rPr>
-          <w:rFonts w:ascii="Times New Roman" w:hAnsi="Times New Roman"/>
-          <w:sz w:val="24"/>
-          <w:szCs w:val="24"/>
-        </w:rPr>
-        <w:t xml:space="preserve">Ані чинити лихі вчинки з людьми, що творять беззаконня,* – ні ласощів їхніх я не хочу </w:t>
-      </w:r>
-      <w:r>
-        <w:rPr>
-          <w:rFonts w:ascii="Times New Roman" w:hAnsi="Times New Roman"/>
-          <w:sz w:val="24"/>
-          <w:szCs w:val="24"/>
-        </w:rPr>
-        <w:t>їсти.</w:t>
-      </w:r>
-    </w:p>
-    <w:p>
-      <w:pPr>
-        <w:spacing w:after="120"/>
-        <w:jc w:val="both"/>
-        <w:rPr>
-          <w:rFonts w:ascii="Times New Roman" w:hAnsi="Times New Roman"/>
-          <w:sz w:val="24"/>
-          <w:szCs w:val="24"/>
-        </w:rPr>
-      </w:pPr>
-      <w:r>
-        <w:rPr>
-          <w:rFonts w:ascii="Times New Roman" w:hAnsi="Times New Roman"/>
-          <w:sz w:val="24"/>
-          <w:szCs w:val="24"/>
-        </w:rPr>
-        <w:t>Нехай праведник по-доброму б'є мене й виправляє,* а олія грішного нехай не намастить голови моєї.</w:t>
-      </w:r>
-    </w:p>
-    <w:p>
-      <w:pPr>
-        <w:spacing w:after="120"/>
-        <w:jc w:val="both"/>
-        <w:rPr>
-          <w:rFonts w:ascii="Times New Roman" w:hAnsi="Times New Roman"/>
-          <w:sz w:val="24"/>
-          <w:szCs w:val="24"/>
-        </w:rPr>
-      </w:pPr>
-      <w:r>
-        <w:rPr>
-          <w:rFonts w:ascii="Times New Roman" w:hAnsi="Times New Roman"/>
-          <w:sz w:val="24"/>
-          <w:szCs w:val="24"/>
-        </w:rPr>
-        <w:t>Я все-таки молитимусь,* незважаючи на їхні злі вчинки.</w:t>
-      </w:r>
-    </w:p>
-    <w:p>
-      <w:pPr>
-        <w:spacing w:after="120"/>
-        <w:jc w:val="both"/>
-        <w:rPr>
-          <w:rFonts w:ascii="Times New Roman" w:hAnsi="Times New Roman"/>
-          <w:sz w:val="24"/>
-          <w:szCs w:val="24"/>
-        </w:rPr>
-      </w:pPr>
-      <w:r>
-        <w:rPr>
-          <w:rFonts w:ascii="Times New Roman" w:hAnsi="Times New Roman"/>
-          <w:sz w:val="24"/>
-          <w:szCs w:val="24"/>
-        </w:rPr>
-        <w:t>Якщо суддів їхніх скинуть в ущелини скелі,* то почують, що слова мої любі.</w:t>
-      </w:r>
-    </w:p>
-    <w:p>
-      <w:pPr>
-        <w:spacing w:after="120"/>
-        <w:jc w:val="both"/>
-        <w:rPr>
-          <w:rFonts w:ascii="Times New Roman" w:hAnsi="Times New Roman"/>
-          <w:sz w:val="24"/>
-          <w:szCs w:val="24"/>
-        </w:rPr>
-      </w:pPr>
-      <w:r>
-        <w:rPr>
-          <w:rFonts w:ascii="Times New Roman" w:hAnsi="Times New Roman"/>
-          <w:sz w:val="24"/>
-          <w:szCs w:val="24"/>
-        </w:rPr>
-        <w:t>Немовби хтось розбив і розрив землю,* розкидано їхні кості перед адом.</w:t>
-      </w:r>
-    </w:p>
-    <w:p>
-      <w:pPr>
-        <w:spacing w:after="120"/>
-        <w:jc w:val="both"/>
-        <w:rPr>
-          <w:rFonts w:ascii="Times New Roman" w:hAnsi="Times New Roman"/>
-          <w:sz w:val="24"/>
-          <w:szCs w:val="24"/>
-        </w:rPr>
-      </w:pPr>
-      <w:r>
-        <w:rPr>
-          <w:rFonts w:ascii="Times New Roman" w:hAnsi="Times New Roman"/>
-          <w:sz w:val="24"/>
-          <w:szCs w:val="24"/>
-        </w:rPr>
-        <w:t>Бо до тебе, Господи, мій Боже, мої очі;* до тебе прибігаю, не губи душі моєї.</w:t>
-      </w:r>
-    </w:p>
-    <w:p>
-      <w:pPr>
-        <w:spacing w:after="120"/>
-        <w:jc w:val="both"/>
-        <w:rPr>
-          <w:rFonts w:ascii="Times New Roman" w:hAnsi="Times New Roman"/>
-          <w:sz w:val="24"/>
-          <w:szCs w:val="24"/>
-        </w:rPr>
-      </w:pPr>
-      <w:r>
-        <w:rPr>
-          <w:rFonts w:ascii="Times New Roman" w:hAnsi="Times New Roman"/>
-          <w:sz w:val="24"/>
-          <w:szCs w:val="24"/>
-        </w:rPr>
-        <w:t>Збережи мене від петлі, що її на</w:t>
-      </w:r>
-      <w:r>
-        <w:rPr>
-          <w:rFonts w:ascii="Times New Roman" w:hAnsi="Times New Roman"/>
-          <w:sz w:val="24"/>
-          <w:szCs w:val="24"/>
-        </w:rPr>
-        <w:t>ставили на мене,* і від сильця тих, що творять беззаконня.</w:t>
-      </w:r>
-    </w:p>
-    <w:p>
-      <w:pPr>
-        <w:spacing w:after="120"/>
-        <w:jc w:val="both"/>
-        <w:rPr>
-          <w:rFonts w:ascii="Times New Roman" w:hAnsi="Times New Roman"/>
-          <w:sz w:val="24"/>
-          <w:szCs w:val="24"/>
-        </w:rPr>
-      </w:pPr>
-      <w:r>
-        <w:rPr>
-          <w:rFonts w:ascii="Times New Roman" w:hAnsi="Times New Roman"/>
-          <w:sz w:val="24"/>
-          <w:szCs w:val="24"/>
-        </w:rPr>
-        <w:t>Нехай грішники впадуть у власні сіті всі разом,* а я пройду безпечно.</w:t>
-      </w:r>
-    </w:p>
-    <w:p>
-      <w:pPr>
-        <w:spacing w:after="120"/>
-        <w:jc w:val="center"/>
+        <w:pStyle w:val="a"/>
+        <w:spacing w:after="120"/>
+      </w:pPr>
+      <w:r>
+        <w:rPr>
+          <w:rFonts w:ascii="Times New Roman" w:hAnsi="Times New Roman"/>
+          <w:sz w:val="24"/>
+        </w:rPr>
+        <w:t>Поста́в</w:t>
+      </w:r>
+      <w:r>
+        <w:rPr>
+          <w:rFonts w:ascii="Times New Roman" w:hAnsi="Times New Roman"/>
+          <w:sz w:val="24"/>
+        </w:rPr>
+        <w:t xml:space="preserve">, </w:t>
+      </w:r>
+      <w:r>
+        <w:rPr>
+          <w:rFonts w:ascii="Times New Roman" w:hAnsi="Times New Roman"/>
+          <w:sz w:val="24"/>
+        </w:rPr>
+        <w:t>Го́споди</w:t>
+      </w:r>
+      <w:r>
+        <w:rPr>
+          <w:rFonts w:ascii="Times New Roman" w:hAnsi="Times New Roman"/>
+          <w:sz w:val="24"/>
+        </w:rPr>
+        <w:t xml:space="preserve">, </w:t>
+      </w:r>
+      <w:r>
+        <w:rPr>
+          <w:rFonts w:ascii="Times New Roman" w:hAnsi="Times New Roman"/>
+          <w:sz w:val="24"/>
+        </w:rPr>
+        <w:t>мої́м</w:t>
+      </w:r>
+      <w:r>
+        <w:rPr>
+          <w:rFonts w:ascii="Times New Roman" w:hAnsi="Times New Roman"/>
+          <w:sz w:val="24"/>
+        </w:rPr>
+        <w:t xml:space="preserve"> </w:t>
+      </w:r>
+      <w:r>
+        <w:rPr>
+          <w:rFonts w:ascii="Times New Roman" w:hAnsi="Times New Roman"/>
+          <w:sz w:val="24"/>
+        </w:rPr>
+        <w:t>уста́м</w:t>
+      </w:r>
+      <w:r>
+        <w:rPr>
+          <w:rFonts w:ascii="Times New Roman" w:hAnsi="Times New Roman"/>
+          <w:sz w:val="24"/>
+        </w:rPr>
+        <w:t xml:space="preserve"> </w:t>
+      </w:r>
+      <w:r>
+        <w:rPr>
+          <w:rFonts w:ascii="Times New Roman" w:hAnsi="Times New Roman"/>
+          <w:sz w:val="24"/>
+        </w:rPr>
+        <w:t>сторо́жу</w:t>
+      </w:r>
+      <w:r>
+        <w:rPr>
+          <w:rFonts w:ascii="Times New Roman" w:hAnsi="Times New Roman"/>
+          <w:sz w:val="24"/>
+        </w:rPr>
+        <w:t xml:space="preserve">;* до </w:t>
+      </w:r>
+      <w:r>
+        <w:rPr>
+          <w:rFonts w:ascii="Times New Roman" w:hAnsi="Times New Roman"/>
+          <w:sz w:val="24"/>
+        </w:rPr>
+        <w:t>двере́й</w:t>
+      </w:r>
+      <w:r>
+        <w:rPr>
+          <w:rFonts w:ascii="Times New Roman" w:hAnsi="Times New Roman"/>
+          <w:sz w:val="24"/>
+        </w:rPr>
+        <w:t xml:space="preserve"> губ </w:t>
+      </w:r>
+      <w:r>
+        <w:rPr>
+          <w:rFonts w:ascii="Times New Roman" w:hAnsi="Times New Roman"/>
+          <w:sz w:val="24"/>
+        </w:rPr>
+        <w:t>мої́х</w:t>
+      </w:r>
+      <w:r>
+        <w:rPr>
+          <w:rFonts w:ascii="Times New Roman" w:hAnsi="Times New Roman"/>
+          <w:sz w:val="24"/>
+        </w:rPr>
+        <w:t xml:space="preserve"> − </w:t>
+      </w:r>
+      <w:r>
+        <w:rPr>
+          <w:rFonts w:ascii="Times New Roman" w:hAnsi="Times New Roman"/>
+          <w:sz w:val="24"/>
+        </w:rPr>
+        <w:t>ва́рту</w:t>
+      </w:r>
+      <w:r>
+        <w:rPr>
+          <w:rFonts w:ascii="Times New Roman" w:hAnsi="Times New Roman"/>
+          <w:sz w:val="24"/>
+        </w:rPr>
+        <w:t>!</w:t>
+      </w:r>
+    </w:p>
+    <w:p>
+      <w:pPr>
+        <w:pStyle w:val="a"/>
+        <w:spacing w:after="120"/>
+      </w:pPr>
+      <w:r>
+        <w:rPr>
+          <w:rFonts w:ascii="Times New Roman" w:hAnsi="Times New Roman"/>
+          <w:sz w:val="24"/>
+        </w:rPr>
+        <w:t xml:space="preserve">Не дай </w:t>
+      </w:r>
+      <w:r>
+        <w:rPr>
+          <w:rFonts w:ascii="Times New Roman" w:hAnsi="Times New Roman"/>
+          <w:sz w:val="24"/>
+        </w:rPr>
+        <w:t>схили́тися</w:t>
+      </w:r>
+      <w:r>
+        <w:rPr>
+          <w:rFonts w:ascii="Times New Roman" w:hAnsi="Times New Roman"/>
+          <w:sz w:val="24"/>
+        </w:rPr>
+        <w:t xml:space="preserve"> </w:t>
+      </w:r>
+      <w:r>
+        <w:rPr>
+          <w:rFonts w:ascii="Times New Roman" w:hAnsi="Times New Roman"/>
+          <w:sz w:val="24"/>
+        </w:rPr>
+        <w:t>се́рцеві</w:t>
+      </w:r>
+      <w:r>
+        <w:rPr>
+          <w:rFonts w:ascii="Times New Roman" w:hAnsi="Times New Roman"/>
+          <w:sz w:val="24"/>
+        </w:rPr>
+        <w:t xml:space="preserve"> </w:t>
+      </w:r>
+      <w:r>
+        <w:rPr>
+          <w:rFonts w:ascii="Times New Roman" w:hAnsi="Times New Roman"/>
+          <w:sz w:val="24"/>
+        </w:rPr>
+        <w:t>моє́му</w:t>
+      </w:r>
+      <w:r>
+        <w:rPr>
+          <w:rFonts w:ascii="Times New Roman" w:hAnsi="Times New Roman"/>
+          <w:sz w:val="24"/>
+        </w:rPr>
+        <w:t xml:space="preserve">* до </w:t>
+      </w:r>
+      <w:r>
+        <w:rPr>
+          <w:rFonts w:ascii="Times New Roman" w:hAnsi="Times New Roman"/>
+          <w:sz w:val="24"/>
+        </w:rPr>
+        <w:t>чо́гось</w:t>
+      </w:r>
+      <w:r>
+        <w:rPr>
+          <w:rFonts w:ascii="Times New Roman" w:hAnsi="Times New Roman"/>
+          <w:sz w:val="24"/>
+        </w:rPr>
+        <w:t xml:space="preserve"> </w:t>
+      </w:r>
+      <w:r>
+        <w:rPr>
+          <w:rFonts w:ascii="Times New Roman" w:hAnsi="Times New Roman"/>
+          <w:sz w:val="24"/>
+        </w:rPr>
+        <w:t>зло́го</w:t>
+      </w:r>
+      <w:r>
+        <w:rPr>
+          <w:rFonts w:ascii="Times New Roman" w:hAnsi="Times New Roman"/>
+          <w:sz w:val="24"/>
+        </w:rPr>
+        <w:t>.</w:t>
+      </w:r>
+    </w:p>
+    <w:p>
+      <w:pPr>
+        <w:pStyle w:val="a"/>
+        <w:spacing w:after="120"/>
+      </w:pPr>
+      <w:r>
+        <w:rPr>
+          <w:rFonts w:ascii="Times New Roman" w:hAnsi="Times New Roman"/>
+          <w:sz w:val="24"/>
+        </w:rPr>
+        <w:t xml:space="preserve">Ані </w:t>
+      </w:r>
+      <w:r>
+        <w:rPr>
+          <w:rFonts w:ascii="Times New Roman" w:hAnsi="Times New Roman"/>
+          <w:sz w:val="24"/>
+        </w:rPr>
+        <w:t>чини́ти</w:t>
+      </w:r>
+      <w:r>
+        <w:rPr>
+          <w:rFonts w:ascii="Times New Roman" w:hAnsi="Times New Roman"/>
+          <w:sz w:val="24"/>
+        </w:rPr>
+        <w:t xml:space="preserve"> лихі́ </w:t>
+      </w:r>
+      <w:r>
+        <w:rPr>
+          <w:rFonts w:ascii="Times New Roman" w:hAnsi="Times New Roman"/>
+          <w:sz w:val="24"/>
+        </w:rPr>
+        <w:t>вчи́нки</w:t>
+      </w:r>
+      <w:r>
+        <w:rPr>
+          <w:rFonts w:ascii="Times New Roman" w:hAnsi="Times New Roman"/>
+          <w:sz w:val="24"/>
+        </w:rPr>
+        <w:t xml:space="preserve"> з людьми́, що </w:t>
+      </w:r>
+      <w:r>
+        <w:rPr>
+          <w:rFonts w:ascii="Times New Roman" w:hAnsi="Times New Roman"/>
+          <w:sz w:val="24"/>
+        </w:rPr>
+        <w:t>тво́рять</w:t>
+      </w:r>
+      <w:r>
+        <w:rPr>
+          <w:rFonts w:ascii="Times New Roman" w:hAnsi="Times New Roman"/>
+          <w:sz w:val="24"/>
+        </w:rPr>
+        <w:t xml:space="preserve"> </w:t>
+      </w:r>
+      <w:r>
+        <w:rPr>
+          <w:rFonts w:ascii="Times New Roman" w:hAnsi="Times New Roman"/>
+          <w:sz w:val="24"/>
+        </w:rPr>
+        <w:t>беззако́ння</w:t>
+      </w:r>
+      <w:r>
+        <w:rPr>
+          <w:rFonts w:ascii="Times New Roman" w:hAnsi="Times New Roman"/>
+          <w:sz w:val="24"/>
+        </w:rPr>
+        <w:t xml:space="preserve">,* – ні </w:t>
+      </w:r>
+      <w:r>
+        <w:rPr>
+          <w:rFonts w:ascii="Times New Roman" w:hAnsi="Times New Roman"/>
+          <w:sz w:val="24"/>
+        </w:rPr>
+        <w:t>ла́сощів</w:t>
+      </w:r>
+      <w:r>
+        <w:rPr>
+          <w:rFonts w:ascii="Times New Roman" w:hAnsi="Times New Roman"/>
+          <w:sz w:val="24"/>
+        </w:rPr>
+        <w:t xml:space="preserve"> </w:t>
+      </w:r>
+      <w:r>
+        <w:rPr>
+          <w:rFonts w:ascii="Times New Roman" w:hAnsi="Times New Roman"/>
+          <w:sz w:val="24"/>
+        </w:rPr>
+        <w:t>ї́хніх</w:t>
+      </w:r>
+      <w:r>
+        <w:rPr>
+          <w:rFonts w:ascii="Times New Roman" w:hAnsi="Times New Roman"/>
+          <w:sz w:val="24"/>
+        </w:rPr>
+        <w:t xml:space="preserve"> я не </w:t>
+      </w:r>
+      <w:r>
+        <w:rPr>
+          <w:rFonts w:ascii="Times New Roman" w:hAnsi="Times New Roman"/>
+          <w:sz w:val="24"/>
+        </w:rPr>
+        <w:t>хо́чу</w:t>
+      </w:r>
+      <w:r>
+        <w:rPr>
+          <w:rFonts w:ascii="Times New Roman" w:hAnsi="Times New Roman"/>
+          <w:sz w:val="24"/>
+        </w:rPr>
+        <w:t xml:space="preserve"> </w:t>
+      </w:r>
+      <w:r>
+        <w:rPr>
+          <w:rFonts w:ascii="Times New Roman" w:hAnsi="Times New Roman"/>
+          <w:sz w:val="24"/>
+        </w:rPr>
+        <w:t>ї́сти</w:t>
+      </w:r>
+      <w:r>
+        <w:rPr>
+          <w:rFonts w:ascii="Times New Roman" w:hAnsi="Times New Roman"/>
+          <w:sz w:val="24"/>
+        </w:rPr>
+        <w:t>.</w:t>
+      </w:r>
+    </w:p>
+    <w:p>
+      <w:pPr>
+        <w:pStyle w:val="a"/>
+        <w:spacing w:after="120"/>
+      </w:pPr>
+      <w:r>
+        <w:rPr>
+          <w:rFonts w:ascii="Times New Roman" w:hAnsi="Times New Roman"/>
+          <w:sz w:val="24"/>
+        </w:rPr>
+        <w:t>Неха́й</w:t>
+      </w:r>
+      <w:r>
+        <w:rPr>
+          <w:rFonts w:ascii="Times New Roman" w:hAnsi="Times New Roman"/>
+          <w:sz w:val="24"/>
+        </w:rPr>
+        <w:t xml:space="preserve"> </w:t>
+      </w:r>
+      <w:r>
+        <w:rPr>
+          <w:rFonts w:ascii="Times New Roman" w:hAnsi="Times New Roman"/>
+          <w:sz w:val="24"/>
+        </w:rPr>
+        <w:t>пра́ведник</w:t>
+      </w:r>
+      <w:r>
+        <w:rPr>
+          <w:rFonts w:ascii="Times New Roman" w:hAnsi="Times New Roman"/>
+          <w:sz w:val="24"/>
+        </w:rPr>
+        <w:t xml:space="preserve"> </w:t>
+      </w:r>
+      <w:r>
+        <w:rPr>
+          <w:rFonts w:ascii="Times New Roman" w:hAnsi="Times New Roman"/>
+          <w:sz w:val="24"/>
+        </w:rPr>
+        <w:t>по-до́брому</w:t>
+      </w:r>
+      <w:r>
+        <w:rPr>
+          <w:rFonts w:ascii="Times New Roman" w:hAnsi="Times New Roman"/>
+          <w:sz w:val="24"/>
+        </w:rPr>
+        <w:t xml:space="preserve"> б’є мене́ й </w:t>
+      </w:r>
+      <w:r>
+        <w:rPr>
+          <w:rFonts w:ascii="Times New Roman" w:hAnsi="Times New Roman"/>
+          <w:sz w:val="24"/>
+        </w:rPr>
+        <w:t>виправля́є</w:t>
+      </w:r>
+      <w:r>
+        <w:rPr>
+          <w:rFonts w:ascii="Times New Roman" w:hAnsi="Times New Roman"/>
+          <w:sz w:val="24"/>
+        </w:rPr>
+        <w:t xml:space="preserve">,* а </w:t>
+      </w:r>
+      <w:r>
+        <w:rPr>
+          <w:rFonts w:ascii="Times New Roman" w:hAnsi="Times New Roman"/>
+          <w:sz w:val="24"/>
+        </w:rPr>
+        <w:t>олі́я</w:t>
+      </w:r>
+      <w:r>
+        <w:rPr>
+          <w:rFonts w:ascii="Times New Roman" w:hAnsi="Times New Roman"/>
+          <w:sz w:val="24"/>
+        </w:rPr>
+        <w:t xml:space="preserve"> </w:t>
+      </w:r>
+      <w:r>
+        <w:rPr>
+          <w:rFonts w:ascii="Times New Roman" w:hAnsi="Times New Roman"/>
+          <w:sz w:val="24"/>
+        </w:rPr>
+        <w:t>грі́шного</w:t>
+      </w:r>
+      <w:r>
+        <w:rPr>
+          <w:rFonts w:ascii="Times New Roman" w:hAnsi="Times New Roman"/>
+          <w:sz w:val="24"/>
+        </w:rPr>
+        <w:t xml:space="preserve"> </w:t>
+      </w:r>
+      <w:r>
+        <w:rPr>
+          <w:rFonts w:ascii="Times New Roman" w:hAnsi="Times New Roman"/>
+          <w:sz w:val="24"/>
+        </w:rPr>
+        <w:t>неха́й</w:t>
+      </w:r>
+      <w:r>
+        <w:rPr>
+          <w:rFonts w:ascii="Times New Roman" w:hAnsi="Times New Roman"/>
+          <w:sz w:val="24"/>
+        </w:rPr>
+        <w:t xml:space="preserve"> не </w:t>
+      </w:r>
+      <w:r>
+        <w:rPr>
+          <w:rFonts w:ascii="Times New Roman" w:hAnsi="Times New Roman"/>
+          <w:sz w:val="24"/>
+        </w:rPr>
+        <w:t>нама́стить</w:t>
+      </w:r>
+      <w:r>
+        <w:rPr>
+          <w:rFonts w:ascii="Times New Roman" w:hAnsi="Times New Roman"/>
+          <w:sz w:val="24"/>
+        </w:rPr>
+        <w:t xml:space="preserve"> голови́ </w:t>
+      </w:r>
+      <w:r>
+        <w:rPr>
+          <w:rFonts w:ascii="Times New Roman" w:hAnsi="Times New Roman"/>
+          <w:sz w:val="24"/>
+        </w:rPr>
+        <w:t>моє́ї</w:t>
+      </w:r>
+      <w:r>
+        <w:rPr>
+          <w:rFonts w:ascii="Times New Roman" w:hAnsi="Times New Roman"/>
+          <w:sz w:val="24"/>
+        </w:rPr>
+        <w:t>.</w:t>
+      </w:r>
+    </w:p>
+    <w:p>
+      <w:pPr>
+        <w:pStyle w:val="a"/>
+        <w:spacing w:after="120"/>
+      </w:pPr>
+      <w:r>
+        <w:rPr>
+          <w:rFonts w:ascii="Times New Roman" w:hAnsi="Times New Roman"/>
+          <w:sz w:val="24"/>
+        </w:rPr>
+        <w:t xml:space="preserve">Я все-таки́ </w:t>
+      </w:r>
+      <w:r>
+        <w:rPr>
+          <w:rFonts w:ascii="Times New Roman" w:hAnsi="Times New Roman"/>
+          <w:sz w:val="24"/>
+        </w:rPr>
+        <w:t>моли́тимусь</w:t>
+      </w:r>
+      <w:r>
+        <w:rPr>
+          <w:rFonts w:ascii="Times New Roman" w:hAnsi="Times New Roman"/>
+          <w:sz w:val="24"/>
+        </w:rPr>
+        <w:t xml:space="preserve">,* </w:t>
+      </w:r>
+      <w:r>
+        <w:rPr>
+          <w:rFonts w:ascii="Times New Roman" w:hAnsi="Times New Roman"/>
+          <w:sz w:val="24"/>
+        </w:rPr>
+        <w:t>незважа́ючи</w:t>
+      </w:r>
+      <w:r>
+        <w:rPr>
+          <w:rFonts w:ascii="Times New Roman" w:hAnsi="Times New Roman"/>
+          <w:sz w:val="24"/>
+        </w:rPr>
+        <w:t xml:space="preserve"> на </w:t>
+      </w:r>
+      <w:r>
+        <w:rPr>
+          <w:rFonts w:ascii="Times New Roman" w:hAnsi="Times New Roman"/>
+          <w:sz w:val="24"/>
+        </w:rPr>
+        <w:t>ї́хні</w:t>
+      </w:r>
+      <w:r>
+        <w:rPr>
+          <w:rFonts w:ascii="Times New Roman" w:hAnsi="Times New Roman"/>
+          <w:sz w:val="24"/>
+        </w:rPr>
+        <w:t xml:space="preserve"> злі </w:t>
+      </w:r>
+      <w:r>
+        <w:rPr>
+          <w:rFonts w:ascii="Times New Roman" w:hAnsi="Times New Roman"/>
+          <w:sz w:val="24"/>
+        </w:rPr>
+        <w:t>вчи́нки</w:t>
+      </w:r>
+      <w:r>
+        <w:rPr>
+          <w:rFonts w:ascii="Times New Roman" w:hAnsi="Times New Roman"/>
+          <w:sz w:val="24"/>
+        </w:rPr>
+        <w:t>.</w:t>
+      </w:r>
+    </w:p>
+    <w:p>
+      <w:pPr>
+        <w:pStyle w:val="a"/>
+        <w:spacing w:after="120"/>
+      </w:pPr>
+      <w:r>
+        <w:rPr>
+          <w:rFonts w:ascii="Times New Roman" w:hAnsi="Times New Roman"/>
+          <w:sz w:val="24"/>
+        </w:rPr>
+        <w:t xml:space="preserve">Якщо́ </w:t>
+      </w:r>
+      <w:r>
+        <w:rPr>
+          <w:rFonts w:ascii="Times New Roman" w:hAnsi="Times New Roman"/>
+          <w:sz w:val="24"/>
+        </w:rPr>
+        <w:t>су́ддів</w:t>
+      </w:r>
+      <w:r>
+        <w:rPr>
+          <w:rFonts w:ascii="Times New Roman" w:hAnsi="Times New Roman"/>
+          <w:sz w:val="24"/>
+        </w:rPr>
+        <w:t xml:space="preserve"> </w:t>
+      </w:r>
+      <w:r>
+        <w:rPr>
+          <w:rFonts w:ascii="Times New Roman" w:hAnsi="Times New Roman"/>
+          <w:sz w:val="24"/>
+        </w:rPr>
+        <w:t>ї́хніх</w:t>
+      </w:r>
+      <w:r>
+        <w:rPr>
+          <w:rFonts w:ascii="Times New Roman" w:hAnsi="Times New Roman"/>
+          <w:sz w:val="24"/>
+        </w:rPr>
+        <w:t xml:space="preserve"> </w:t>
+      </w:r>
+      <w:r>
+        <w:rPr>
+          <w:rFonts w:ascii="Times New Roman" w:hAnsi="Times New Roman"/>
+          <w:sz w:val="24"/>
+        </w:rPr>
+        <w:t>ски́нуть</w:t>
+      </w:r>
+      <w:r>
+        <w:rPr>
+          <w:rFonts w:ascii="Times New Roman" w:hAnsi="Times New Roman"/>
+          <w:sz w:val="24"/>
+        </w:rPr>
+        <w:t xml:space="preserve"> в </w:t>
+      </w:r>
+      <w:r>
+        <w:rPr>
+          <w:rFonts w:ascii="Times New Roman" w:hAnsi="Times New Roman"/>
+          <w:sz w:val="24"/>
+        </w:rPr>
+        <w:t>уще́лини</w:t>
+      </w:r>
+      <w:r>
+        <w:rPr>
+          <w:rFonts w:ascii="Times New Roman" w:hAnsi="Times New Roman"/>
+          <w:sz w:val="24"/>
+        </w:rPr>
+        <w:t xml:space="preserve"> </w:t>
+      </w:r>
+      <w:r>
+        <w:rPr>
+          <w:rFonts w:ascii="Times New Roman" w:hAnsi="Times New Roman"/>
+          <w:sz w:val="24"/>
+        </w:rPr>
+        <w:t>ске́лі</w:t>
+      </w:r>
+      <w:r>
+        <w:rPr>
+          <w:rFonts w:ascii="Times New Roman" w:hAnsi="Times New Roman"/>
+          <w:sz w:val="24"/>
+        </w:rPr>
+        <w:t xml:space="preserve">,* то </w:t>
+      </w:r>
+      <w:r>
+        <w:rPr>
+          <w:rFonts w:ascii="Times New Roman" w:hAnsi="Times New Roman"/>
+          <w:sz w:val="24"/>
+        </w:rPr>
+        <w:t>почу́ють</w:t>
+      </w:r>
+      <w:r>
+        <w:rPr>
+          <w:rFonts w:ascii="Times New Roman" w:hAnsi="Times New Roman"/>
+          <w:sz w:val="24"/>
+        </w:rPr>
+        <w:t xml:space="preserve">, що слова́ мої́ </w:t>
+      </w:r>
+      <w:r>
+        <w:rPr>
+          <w:rFonts w:ascii="Times New Roman" w:hAnsi="Times New Roman"/>
+          <w:sz w:val="24"/>
+        </w:rPr>
+        <w:t>лю́бі</w:t>
+      </w:r>
+      <w:r>
+        <w:rPr>
+          <w:rFonts w:ascii="Times New Roman" w:hAnsi="Times New Roman"/>
+          <w:sz w:val="24"/>
+        </w:rPr>
+        <w:t>.</w:t>
+      </w:r>
+    </w:p>
+    <w:p>
+      <w:pPr>
+        <w:pStyle w:val="a"/>
+        <w:spacing w:after="120"/>
+      </w:pPr>
+      <w:r>
+        <w:rPr>
+          <w:rFonts w:ascii="Times New Roman" w:hAnsi="Times New Roman"/>
+          <w:sz w:val="24"/>
+        </w:rPr>
+        <w:t>Немо́вби</w:t>
+      </w:r>
+      <w:r>
+        <w:rPr>
+          <w:rFonts w:ascii="Times New Roman" w:hAnsi="Times New Roman"/>
+          <w:sz w:val="24"/>
+        </w:rPr>
+        <w:t xml:space="preserve"> хтось </w:t>
+      </w:r>
+      <w:r>
+        <w:rPr>
+          <w:rFonts w:ascii="Times New Roman" w:hAnsi="Times New Roman"/>
+          <w:sz w:val="24"/>
+        </w:rPr>
+        <w:t>розби́в</w:t>
+      </w:r>
+      <w:r>
+        <w:rPr>
+          <w:rFonts w:ascii="Times New Roman" w:hAnsi="Times New Roman"/>
+          <w:sz w:val="24"/>
+        </w:rPr>
+        <w:t xml:space="preserve"> і </w:t>
+      </w:r>
+      <w:r>
+        <w:rPr>
+          <w:rFonts w:ascii="Times New Roman" w:hAnsi="Times New Roman"/>
+          <w:sz w:val="24"/>
+        </w:rPr>
+        <w:t>розри́в</w:t>
+      </w:r>
+      <w:r>
+        <w:rPr>
+          <w:rFonts w:ascii="Times New Roman" w:hAnsi="Times New Roman"/>
+          <w:sz w:val="24"/>
+        </w:rPr>
+        <w:t xml:space="preserve"> </w:t>
+      </w:r>
+      <w:r>
+        <w:rPr>
+          <w:rFonts w:ascii="Times New Roman" w:hAnsi="Times New Roman"/>
+          <w:sz w:val="24"/>
+        </w:rPr>
+        <w:t>зе́млю</w:t>
+      </w:r>
+      <w:r>
+        <w:rPr>
+          <w:rFonts w:ascii="Times New Roman" w:hAnsi="Times New Roman"/>
+          <w:sz w:val="24"/>
+        </w:rPr>
+        <w:t xml:space="preserve">,* </w:t>
+      </w:r>
+      <w:r>
+        <w:rPr>
+          <w:rFonts w:ascii="Times New Roman" w:hAnsi="Times New Roman"/>
+          <w:sz w:val="24"/>
+        </w:rPr>
+        <w:t>розки́дано</w:t>
+      </w:r>
+      <w:r>
+        <w:rPr>
+          <w:rFonts w:ascii="Times New Roman" w:hAnsi="Times New Roman"/>
+          <w:sz w:val="24"/>
+        </w:rPr>
+        <w:t xml:space="preserve"> </w:t>
+      </w:r>
+      <w:r>
+        <w:rPr>
+          <w:rFonts w:ascii="Times New Roman" w:hAnsi="Times New Roman"/>
+          <w:sz w:val="24"/>
+        </w:rPr>
+        <w:t>ї́хні</w:t>
+      </w:r>
+      <w:r>
+        <w:rPr>
+          <w:rFonts w:ascii="Times New Roman" w:hAnsi="Times New Roman"/>
+          <w:sz w:val="24"/>
+        </w:rPr>
+        <w:t xml:space="preserve"> </w:t>
+      </w:r>
+      <w:r>
+        <w:rPr>
+          <w:rFonts w:ascii="Times New Roman" w:hAnsi="Times New Roman"/>
+          <w:sz w:val="24"/>
+        </w:rPr>
+        <w:t>ко́сті</w:t>
+      </w:r>
+      <w:r>
+        <w:rPr>
+          <w:rFonts w:ascii="Times New Roman" w:hAnsi="Times New Roman"/>
+          <w:sz w:val="24"/>
+        </w:rPr>
+        <w:t xml:space="preserve"> </w:t>
+      </w:r>
+      <w:r>
+        <w:rPr>
+          <w:rFonts w:ascii="Times New Roman" w:hAnsi="Times New Roman"/>
+          <w:sz w:val="24"/>
+        </w:rPr>
+        <w:t>пе́ред</w:t>
+      </w:r>
+      <w:r>
+        <w:rPr>
+          <w:rFonts w:ascii="Times New Roman" w:hAnsi="Times New Roman"/>
+          <w:sz w:val="24"/>
+        </w:rPr>
+        <w:t xml:space="preserve"> </w:t>
+      </w:r>
+      <w:r>
+        <w:rPr>
+          <w:rFonts w:ascii="Times New Roman" w:hAnsi="Times New Roman"/>
+          <w:sz w:val="24"/>
+        </w:rPr>
+        <w:t>а́дом</w:t>
+      </w:r>
+      <w:r>
+        <w:rPr>
+          <w:rFonts w:ascii="Times New Roman" w:hAnsi="Times New Roman"/>
+          <w:sz w:val="24"/>
+        </w:rPr>
+        <w:t>.</w:t>
+      </w:r>
+    </w:p>
+    <w:p>
+      <w:pPr>
+        <w:pStyle w:val="a"/>
+        <w:spacing w:after="120"/>
+      </w:pPr>
+      <w:r>
+        <w:rPr>
+          <w:rFonts w:ascii="Times New Roman" w:hAnsi="Times New Roman"/>
+          <w:sz w:val="24"/>
+        </w:rPr>
+        <w:t xml:space="preserve">Бо до </w:t>
+      </w:r>
+      <w:r>
+        <w:rPr>
+          <w:rFonts w:ascii="Times New Roman" w:hAnsi="Times New Roman"/>
+          <w:sz w:val="24"/>
+        </w:rPr>
+        <w:t>Те́бе</w:t>
+      </w:r>
+      <w:r>
+        <w:rPr>
+          <w:rFonts w:ascii="Times New Roman" w:hAnsi="Times New Roman"/>
+          <w:sz w:val="24"/>
+        </w:rPr>
+        <w:t xml:space="preserve">, </w:t>
+      </w:r>
+      <w:r>
+        <w:rPr>
+          <w:rFonts w:ascii="Times New Roman" w:hAnsi="Times New Roman"/>
+          <w:sz w:val="24"/>
+        </w:rPr>
+        <w:t>Го́споди</w:t>
+      </w:r>
+      <w:r>
+        <w:rPr>
+          <w:rFonts w:ascii="Times New Roman" w:hAnsi="Times New Roman"/>
+          <w:sz w:val="24"/>
+        </w:rPr>
+        <w:t xml:space="preserve">, мій </w:t>
+      </w:r>
+      <w:r>
+        <w:rPr>
+          <w:rFonts w:ascii="Times New Roman" w:hAnsi="Times New Roman"/>
+          <w:sz w:val="24"/>
+        </w:rPr>
+        <w:t>Бо́же</w:t>
+      </w:r>
+      <w:r>
+        <w:rPr>
+          <w:rFonts w:ascii="Times New Roman" w:hAnsi="Times New Roman"/>
+          <w:sz w:val="24"/>
+        </w:rPr>
+        <w:t xml:space="preserve">, мої́ </w:t>
+      </w:r>
+      <w:r>
+        <w:rPr>
+          <w:rFonts w:ascii="Times New Roman" w:hAnsi="Times New Roman"/>
+          <w:sz w:val="24"/>
+        </w:rPr>
+        <w:t>о́чі</w:t>
+      </w:r>
+      <w:r>
+        <w:rPr>
+          <w:rFonts w:ascii="Times New Roman" w:hAnsi="Times New Roman"/>
+          <w:sz w:val="24"/>
+        </w:rPr>
+        <w:t xml:space="preserve">;* до </w:t>
+      </w:r>
+      <w:r>
+        <w:rPr>
+          <w:rFonts w:ascii="Times New Roman" w:hAnsi="Times New Roman"/>
+          <w:sz w:val="24"/>
+        </w:rPr>
+        <w:t>Те́бе</w:t>
+      </w:r>
+      <w:r>
+        <w:rPr>
+          <w:rFonts w:ascii="Times New Roman" w:hAnsi="Times New Roman"/>
+          <w:sz w:val="24"/>
+        </w:rPr>
+        <w:t xml:space="preserve"> </w:t>
+      </w:r>
+      <w:r>
+        <w:rPr>
+          <w:rFonts w:ascii="Times New Roman" w:hAnsi="Times New Roman"/>
+          <w:sz w:val="24"/>
+        </w:rPr>
+        <w:t>прибіга́ю</w:t>
+      </w:r>
+      <w:r>
+        <w:rPr>
+          <w:rFonts w:ascii="Times New Roman" w:hAnsi="Times New Roman"/>
+          <w:sz w:val="24"/>
+        </w:rPr>
+        <w:t xml:space="preserve">, не губи́ душі́ </w:t>
+      </w:r>
+      <w:r>
+        <w:rPr>
+          <w:rFonts w:ascii="Times New Roman" w:hAnsi="Times New Roman"/>
+          <w:sz w:val="24"/>
+        </w:rPr>
+        <w:t>моє́ї</w:t>
+      </w:r>
+      <w:r>
+        <w:rPr>
+          <w:rFonts w:ascii="Times New Roman" w:hAnsi="Times New Roman"/>
+          <w:sz w:val="24"/>
+        </w:rPr>
+        <w:t>.</w:t>
+      </w:r>
+    </w:p>
+    <w:p>
+      <w:pPr>
+        <w:pStyle w:val="a"/>
+        <w:spacing w:after="120"/>
+      </w:pPr>
+      <w:r>
+        <w:rPr>
+          <w:rFonts w:ascii="Times New Roman" w:hAnsi="Times New Roman"/>
+          <w:sz w:val="24"/>
+        </w:rPr>
+        <w:t xml:space="preserve">Збережи́ мене́ від </w:t>
+      </w:r>
+      <w:r>
+        <w:rPr>
+          <w:rFonts w:ascii="Times New Roman" w:hAnsi="Times New Roman"/>
+          <w:sz w:val="24"/>
+        </w:rPr>
+        <w:t>пе́тлі</w:t>
+      </w:r>
+      <w:r>
+        <w:rPr>
+          <w:rFonts w:ascii="Times New Roman" w:hAnsi="Times New Roman"/>
+          <w:sz w:val="24"/>
+        </w:rPr>
+        <w:t xml:space="preserve">, що її́ </w:t>
+      </w:r>
+      <w:r>
+        <w:rPr>
+          <w:rFonts w:ascii="Times New Roman" w:hAnsi="Times New Roman"/>
+          <w:sz w:val="24"/>
+        </w:rPr>
+        <w:t>наста́вили</w:t>
+      </w:r>
+      <w:r>
+        <w:rPr>
+          <w:rFonts w:ascii="Times New Roman" w:hAnsi="Times New Roman"/>
+          <w:sz w:val="24"/>
+        </w:rPr>
+        <w:t xml:space="preserve"> на </w:t>
+      </w:r>
+      <w:r>
+        <w:rPr>
+          <w:rFonts w:ascii="Times New Roman" w:hAnsi="Times New Roman"/>
+          <w:sz w:val="24"/>
+        </w:rPr>
+        <w:t>ме́не</w:t>
+      </w:r>
+      <w:r>
+        <w:rPr>
+          <w:rFonts w:ascii="Times New Roman" w:hAnsi="Times New Roman"/>
+          <w:sz w:val="24"/>
+        </w:rPr>
+        <w:t xml:space="preserve">,* і від сильця́ тих, що </w:t>
+      </w:r>
+      <w:r>
+        <w:rPr>
+          <w:rFonts w:ascii="Times New Roman" w:hAnsi="Times New Roman"/>
+          <w:sz w:val="24"/>
+        </w:rPr>
+        <w:t>тво́рять</w:t>
+      </w:r>
+      <w:r>
+        <w:rPr>
+          <w:rFonts w:ascii="Times New Roman" w:hAnsi="Times New Roman"/>
+          <w:sz w:val="24"/>
+        </w:rPr>
+        <w:t xml:space="preserve"> </w:t>
+      </w:r>
+      <w:r>
+        <w:rPr>
+          <w:rFonts w:ascii="Times New Roman" w:hAnsi="Times New Roman"/>
+          <w:sz w:val="24"/>
+        </w:rPr>
+        <w:t>беззако́ння</w:t>
+      </w:r>
+      <w:r>
+        <w:rPr>
+          <w:rFonts w:ascii="Times New Roman" w:hAnsi="Times New Roman"/>
+          <w:sz w:val="24"/>
+        </w:rPr>
+        <w:t>.</w:t>
+      </w:r>
+    </w:p>
+    <w:p>
+      <w:pPr>
+        <w:pStyle w:val="a"/>
+        <w:spacing w:after="120"/>
+      </w:pPr>
+      <w:r>
+        <w:rPr>
+          <w:rFonts w:ascii="Times New Roman" w:hAnsi="Times New Roman"/>
+          <w:sz w:val="24"/>
+        </w:rPr>
+        <w:t>Неха́й</w:t>
+      </w:r>
+      <w:r>
+        <w:rPr>
+          <w:rFonts w:ascii="Times New Roman" w:hAnsi="Times New Roman"/>
+          <w:sz w:val="24"/>
+        </w:rPr>
+        <w:t xml:space="preserve"> </w:t>
+      </w:r>
+      <w:r>
+        <w:rPr>
+          <w:rFonts w:ascii="Times New Roman" w:hAnsi="Times New Roman"/>
+          <w:sz w:val="24"/>
+        </w:rPr>
+        <w:t>грі́шники</w:t>
+      </w:r>
+      <w:r>
+        <w:rPr>
+          <w:rFonts w:ascii="Times New Roman" w:hAnsi="Times New Roman"/>
+          <w:sz w:val="24"/>
+        </w:rPr>
+        <w:t xml:space="preserve"> </w:t>
+      </w:r>
+      <w:r>
+        <w:rPr>
+          <w:rFonts w:ascii="Times New Roman" w:hAnsi="Times New Roman"/>
+          <w:sz w:val="24"/>
+        </w:rPr>
+        <w:t>впаду́ть</w:t>
+      </w:r>
+      <w:r>
+        <w:rPr>
+          <w:rFonts w:ascii="Times New Roman" w:hAnsi="Times New Roman"/>
+          <w:sz w:val="24"/>
+        </w:rPr>
+        <w:t xml:space="preserve"> у </w:t>
+      </w:r>
+      <w:r>
+        <w:rPr>
+          <w:rFonts w:ascii="Times New Roman" w:hAnsi="Times New Roman"/>
+          <w:sz w:val="24"/>
+        </w:rPr>
+        <w:t>вла́сні</w:t>
+      </w:r>
+      <w:r>
+        <w:rPr>
+          <w:rFonts w:ascii="Times New Roman" w:hAnsi="Times New Roman"/>
+          <w:sz w:val="24"/>
+        </w:rPr>
+        <w:t xml:space="preserve"> </w:t>
+      </w:r>
+      <w:r>
+        <w:rPr>
+          <w:rFonts w:ascii="Times New Roman" w:hAnsi="Times New Roman"/>
+          <w:sz w:val="24"/>
+        </w:rPr>
+        <w:t>сі́ті</w:t>
+      </w:r>
+      <w:r>
+        <w:rPr>
+          <w:rFonts w:ascii="Times New Roman" w:hAnsi="Times New Roman"/>
+          <w:sz w:val="24"/>
+        </w:rPr>
+        <w:t xml:space="preserve"> всі </w:t>
+      </w:r>
+      <w:r>
+        <w:rPr>
+          <w:rFonts w:ascii="Times New Roman" w:hAnsi="Times New Roman"/>
+          <w:sz w:val="24"/>
+        </w:rPr>
+        <w:t>ра́зом</w:t>
+      </w:r>
+      <w:r>
+        <w:rPr>
+          <w:rFonts w:ascii="Times New Roman" w:hAnsi="Times New Roman"/>
+          <w:sz w:val="24"/>
+        </w:rPr>
+        <w:t xml:space="preserve">,* а я пройду́ </w:t>
+      </w:r>
+      <w:r>
+        <w:rPr>
+          <w:rFonts w:ascii="Times New Roman" w:hAnsi="Times New Roman"/>
+          <w:sz w:val="24"/>
+        </w:rPr>
+        <w:t>безпе́чно</w:t>
+      </w:r>
+      <w:r>
+        <w:rPr>
+          <w:rFonts w:ascii="Times New Roman" w:hAnsi="Times New Roman"/>
+          <w:sz w:val="24"/>
+        </w:rPr>
+        <w:t>.</w:t>
+      </w:r>
+    </w:p>
+    <w:p>
+      <w:pPr>
+        <w:pStyle w:val="a"/>
+        <w:spacing w:after="120"/>
+      </w:pPr>
+      <w:r>
         <w:rPr>
           <w:rFonts w:ascii="Times New Roman" w:hAnsi="Times New Roman"/>
           <w:b/>
           <w:i/>
           <w:color w:val="FF0000"/>
           <w:sz w:val="24"/>
-          <w:szCs w:val="24"/>
-        </w:rPr>
-      </w:pPr>
-      <w:r>
-        <w:rPr>
-          <w:rFonts w:ascii="Times New Roman" w:hAnsi="Times New Roman"/>
-          <w:b/>
-          <w:i/>
-          <w:color w:val="FF0000"/>
-          <w:sz w:val="24"/>
-          <w:szCs w:val="24"/>
         </w:rPr>
         <w:t>Псалом 141</w:t>
       </w:r>
     </w:p>
     <w:p>
       <w:pPr>
-        <w:spacing w:after="120"/>
-        <w:jc w:val="both"/>
-        <w:rPr>
-          <w:rFonts w:ascii="Times New Roman" w:hAnsi="Times New Roman"/>
-          <w:sz w:val="24"/>
-          <w:szCs w:val="24"/>
-        </w:rPr>
-      </w:pPr>
-      <w:r>
-        <w:rPr>
-          <w:rFonts w:ascii="Times New Roman" w:hAnsi="Times New Roman"/>
-          <w:sz w:val="24"/>
-          <w:szCs w:val="24"/>
-        </w:rPr>
-        <w:t>Я голосом моїм до Господа взиваю,* я голосом моїм до Господа молюся.</w:t>
-      </w:r>
-    </w:p>
-    <w:p>
-      <w:pPr>
-        <w:spacing w:after="120"/>
-        <w:jc w:val="both"/>
-        <w:rPr>
-          <w:rFonts w:ascii="Times New Roman" w:hAnsi="Times New Roman"/>
-          <w:sz w:val="24"/>
-          <w:szCs w:val="24"/>
-        </w:rPr>
-      </w:pPr>
-      <w:r>
-        <w:rPr>
-          <w:rFonts w:ascii="Times New Roman" w:hAnsi="Times New Roman"/>
-          <w:sz w:val="24"/>
-          <w:szCs w:val="24"/>
-        </w:rPr>
-        <w:t xml:space="preserve">Скаргу мою перед ним виливаю,* мою скруту йому </w:t>
-      </w:r>
-      <w:r>
-        <w:rPr>
-          <w:rFonts w:ascii="Times New Roman" w:hAnsi="Times New Roman"/>
-          <w:sz w:val="24"/>
-          <w:szCs w:val="24"/>
-        </w:rPr>
-        <w:t>я виявляю.</w:t>
-      </w:r>
-    </w:p>
-    <w:p>
-      <w:pPr>
-        <w:spacing w:after="120"/>
-        <w:jc w:val="both"/>
-        <w:rPr>
-          <w:rFonts w:ascii="Times New Roman" w:hAnsi="Times New Roman"/>
-          <w:sz w:val="24"/>
-          <w:szCs w:val="24"/>
-        </w:rPr>
-      </w:pPr>
-      <w:r>
-        <w:rPr>
-          <w:rFonts w:ascii="Times New Roman" w:hAnsi="Times New Roman"/>
-          <w:sz w:val="24"/>
-          <w:szCs w:val="24"/>
-        </w:rPr>
-        <w:t>Коли тривожиться в мені дух мій, ти знаєш мою стежку.* На дорозі, де я ступаю, тайно розставили сильце на мене.</w:t>
-      </w:r>
-    </w:p>
-    <w:p>
-      <w:pPr>
-        <w:spacing w:after="120"/>
-        <w:jc w:val="both"/>
-        <w:rPr>
-          <w:rFonts w:ascii="Times New Roman" w:hAnsi="Times New Roman"/>
-          <w:sz w:val="24"/>
-          <w:szCs w:val="24"/>
-        </w:rPr>
-      </w:pPr>
-      <w:r>
-        <w:rPr>
-          <w:rFonts w:ascii="Times New Roman" w:hAnsi="Times New Roman"/>
-          <w:sz w:val="24"/>
-          <w:szCs w:val="24"/>
-        </w:rPr>
-        <w:t>Поглянь праворуч і подивися:* нема нікого, хто дбав би за мене.</w:t>
-      </w:r>
-    </w:p>
-    <w:p>
-      <w:pPr>
-        <w:spacing w:after="120"/>
-        <w:jc w:val="both"/>
-        <w:rPr>
-          <w:rFonts w:ascii="Times New Roman" w:hAnsi="Times New Roman"/>
-          <w:sz w:val="24"/>
-          <w:szCs w:val="24"/>
-        </w:rPr>
-      </w:pPr>
-      <w:r>
-        <w:rPr>
-          <w:rFonts w:ascii="Times New Roman" w:hAnsi="Times New Roman"/>
-          <w:sz w:val="24"/>
-          <w:szCs w:val="24"/>
-        </w:rPr>
-        <w:t>Нема куди мені втікати,* нема нікого, хто піклувався би мною.</w:t>
-      </w:r>
-    </w:p>
-    <w:p>
-      <w:pPr>
-        <w:spacing w:after="120"/>
-        <w:jc w:val="both"/>
-        <w:rPr>
-          <w:rFonts w:ascii="Times New Roman" w:hAnsi="Times New Roman"/>
-          <w:sz w:val="24"/>
-          <w:szCs w:val="24"/>
-        </w:rPr>
-      </w:pPr>
-      <w:r>
-        <w:rPr>
-          <w:rFonts w:ascii="Times New Roman" w:eastAsia="Gungsuh" w:hAnsi="Times New Roman"/>
-          <w:sz w:val="24"/>
-          <w:szCs w:val="24"/>
-        </w:rPr>
-        <w:t>До тебе</w:t>
-      </w:r>
-      <w:r>
-        <w:rPr>
-          <w:rFonts w:ascii="Times New Roman" w:eastAsia="Gungsuh" w:hAnsi="Times New Roman"/>
-          <w:sz w:val="24"/>
-          <w:szCs w:val="24"/>
-        </w:rPr>
-        <w:t>, Господи, взиваю й кажу:* Ти моє прибіжище, в землі живих ти − моя доля!</w:t>
-      </w:r>
-    </w:p>
-    <w:p>
-      <w:pPr>
-        <w:spacing w:after="120"/>
-        <w:jc w:val="both"/>
-        <w:rPr>
-          <w:rFonts w:ascii="Times New Roman" w:hAnsi="Times New Roman"/>
-          <w:sz w:val="24"/>
-          <w:szCs w:val="24"/>
-        </w:rPr>
-      </w:pPr>
-      <w:r>
-        <w:rPr>
-          <w:rFonts w:ascii="Times New Roman" w:hAnsi="Times New Roman"/>
-          <w:sz w:val="24"/>
-          <w:szCs w:val="24"/>
-        </w:rPr>
-        <w:t>Зверни увагу на моє благання,* бо я вельми нещасний.</w:t>
-      </w:r>
-    </w:p>
-    <w:p>
-      <w:pPr>
-        <w:spacing w:after="120"/>
-        <w:jc w:val="both"/>
-        <w:rPr>
-          <w:rFonts w:ascii="Times New Roman" w:hAnsi="Times New Roman"/>
-          <w:sz w:val="24"/>
-          <w:szCs w:val="24"/>
-        </w:rPr>
-      </w:pPr>
-      <w:r>
-        <w:rPr>
-          <w:rFonts w:ascii="Times New Roman" w:hAnsi="Times New Roman"/>
-          <w:sz w:val="24"/>
-          <w:szCs w:val="24"/>
-        </w:rPr>
-        <w:t>Спаси мене від гонителів моїх,* бо вони сильніші від мене.</w:t>
+        <w:pStyle w:val="a"/>
+        <w:spacing w:after="120"/>
+      </w:pPr>
+      <w:r>
+        <w:rPr>
+          <w:rFonts w:ascii="Times New Roman" w:hAnsi="Times New Roman"/>
+          <w:sz w:val="24"/>
+        </w:rPr>
+        <w:t xml:space="preserve">Я </w:t>
+      </w:r>
+      <w:r>
+        <w:rPr>
+          <w:rFonts w:ascii="Times New Roman" w:hAnsi="Times New Roman"/>
+          <w:sz w:val="24"/>
+        </w:rPr>
+        <w:t>го́лосом</w:t>
+      </w:r>
+      <w:r>
+        <w:rPr>
+          <w:rFonts w:ascii="Times New Roman" w:hAnsi="Times New Roman"/>
+          <w:sz w:val="24"/>
+        </w:rPr>
+        <w:t xml:space="preserve"> </w:t>
+      </w:r>
+      <w:r>
+        <w:rPr>
+          <w:rFonts w:ascii="Times New Roman" w:hAnsi="Times New Roman"/>
+          <w:sz w:val="24"/>
+        </w:rPr>
+        <w:t>мої́м</w:t>
+      </w:r>
+      <w:r>
+        <w:rPr>
+          <w:rFonts w:ascii="Times New Roman" w:hAnsi="Times New Roman"/>
+          <w:sz w:val="24"/>
+        </w:rPr>
+        <w:t xml:space="preserve"> до </w:t>
+      </w:r>
+      <w:r>
+        <w:rPr>
+          <w:rFonts w:ascii="Times New Roman" w:hAnsi="Times New Roman"/>
+          <w:sz w:val="24"/>
+        </w:rPr>
+        <w:t>Го́спода</w:t>
+      </w:r>
+      <w:r>
+        <w:rPr>
+          <w:rFonts w:ascii="Times New Roman" w:hAnsi="Times New Roman"/>
+          <w:sz w:val="24"/>
+        </w:rPr>
+        <w:t xml:space="preserve"> </w:t>
+      </w:r>
+      <w:r>
+        <w:rPr>
+          <w:rFonts w:ascii="Times New Roman" w:hAnsi="Times New Roman"/>
+          <w:sz w:val="24"/>
+        </w:rPr>
+        <w:t>взива́ю</w:t>
+      </w:r>
+      <w:r>
+        <w:rPr>
+          <w:rFonts w:ascii="Times New Roman" w:hAnsi="Times New Roman"/>
+          <w:sz w:val="24"/>
+        </w:rPr>
+        <w:t xml:space="preserve">,* я </w:t>
+      </w:r>
+      <w:r>
+        <w:rPr>
+          <w:rFonts w:ascii="Times New Roman" w:hAnsi="Times New Roman"/>
+          <w:sz w:val="24"/>
+        </w:rPr>
+        <w:t>го́лосом</w:t>
+      </w:r>
+      <w:r>
+        <w:rPr>
+          <w:rFonts w:ascii="Times New Roman" w:hAnsi="Times New Roman"/>
+          <w:sz w:val="24"/>
+        </w:rPr>
+        <w:t xml:space="preserve"> </w:t>
+      </w:r>
+      <w:r>
+        <w:rPr>
+          <w:rFonts w:ascii="Times New Roman" w:hAnsi="Times New Roman"/>
+          <w:sz w:val="24"/>
+        </w:rPr>
+        <w:t>мої́м</w:t>
+      </w:r>
+      <w:r>
+        <w:rPr>
+          <w:rFonts w:ascii="Times New Roman" w:hAnsi="Times New Roman"/>
+          <w:sz w:val="24"/>
+        </w:rPr>
+        <w:t xml:space="preserve"> до </w:t>
+      </w:r>
+      <w:r>
+        <w:rPr>
+          <w:rFonts w:ascii="Times New Roman" w:hAnsi="Times New Roman"/>
+          <w:sz w:val="24"/>
+        </w:rPr>
+        <w:t>Го́спода</w:t>
+      </w:r>
+      <w:r>
+        <w:rPr>
+          <w:rFonts w:ascii="Times New Roman" w:hAnsi="Times New Roman"/>
+          <w:sz w:val="24"/>
+        </w:rPr>
+        <w:t xml:space="preserve"> </w:t>
+      </w:r>
+      <w:r>
+        <w:rPr>
+          <w:rFonts w:ascii="Times New Roman" w:hAnsi="Times New Roman"/>
+          <w:sz w:val="24"/>
+        </w:rPr>
+        <w:t>молю́ся</w:t>
+      </w:r>
+      <w:r>
+        <w:rPr>
+          <w:rFonts w:ascii="Times New Roman" w:hAnsi="Times New Roman"/>
+          <w:sz w:val="24"/>
+        </w:rPr>
+        <w:t>.</w:t>
+      </w:r>
+    </w:p>
+    <w:p>
+      <w:pPr>
+        <w:pStyle w:val="a"/>
+        <w:spacing w:after="120"/>
+      </w:pPr>
+      <w:r>
+        <w:rPr>
+          <w:rFonts w:ascii="Times New Roman" w:hAnsi="Times New Roman"/>
+          <w:sz w:val="24"/>
+        </w:rPr>
+        <w:t>Ска́ргу</w:t>
+      </w:r>
+      <w:r>
+        <w:rPr>
+          <w:rFonts w:ascii="Times New Roman" w:hAnsi="Times New Roman"/>
+          <w:sz w:val="24"/>
+        </w:rPr>
+        <w:t xml:space="preserve"> мою́ </w:t>
+      </w:r>
+      <w:r>
+        <w:rPr>
+          <w:rFonts w:ascii="Times New Roman" w:hAnsi="Times New Roman"/>
+          <w:sz w:val="24"/>
+        </w:rPr>
+        <w:t>пе́ред</w:t>
+      </w:r>
+      <w:r>
+        <w:rPr>
+          <w:rFonts w:ascii="Times New Roman" w:hAnsi="Times New Roman"/>
+          <w:sz w:val="24"/>
+        </w:rPr>
+        <w:t xml:space="preserve"> Ним </w:t>
+      </w:r>
+      <w:r>
+        <w:rPr>
+          <w:rFonts w:ascii="Times New Roman" w:hAnsi="Times New Roman"/>
+          <w:sz w:val="24"/>
+        </w:rPr>
+        <w:t>вилива́ю</w:t>
+      </w:r>
+      <w:r>
+        <w:rPr>
+          <w:rFonts w:ascii="Times New Roman" w:hAnsi="Times New Roman"/>
+          <w:sz w:val="24"/>
+        </w:rPr>
+        <w:t xml:space="preserve">,* мою́ </w:t>
+      </w:r>
+      <w:r>
+        <w:rPr>
+          <w:rFonts w:ascii="Times New Roman" w:hAnsi="Times New Roman"/>
+          <w:sz w:val="24"/>
+        </w:rPr>
+        <w:t>скру́ту</w:t>
+      </w:r>
+      <w:r>
+        <w:rPr>
+          <w:rFonts w:ascii="Times New Roman" w:hAnsi="Times New Roman"/>
+          <w:sz w:val="24"/>
+        </w:rPr>
+        <w:t xml:space="preserve"> Йому́ я </w:t>
+      </w:r>
+      <w:r>
+        <w:rPr>
+          <w:rFonts w:ascii="Times New Roman" w:hAnsi="Times New Roman"/>
+          <w:sz w:val="24"/>
+        </w:rPr>
+        <w:t>виявля́ю</w:t>
+      </w:r>
+      <w:r>
+        <w:rPr>
+          <w:rFonts w:ascii="Times New Roman" w:hAnsi="Times New Roman"/>
+          <w:sz w:val="24"/>
+        </w:rPr>
+        <w:t>.</w:t>
+      </w:r>
+    </w:p>
+    <w:p>
+      <w:pPr>
+        <w:pStyle w:val="a"/>
+        <w:spacing w:after="120"/>
+      </w:pPr>
+      <w:r>
+        <w:rPr>
+          <w:rFonts w:ascii="Times New Roman" w:hAnsi="Times New Roman"/>
+          <w:sz w:val="24"/>
+        </w:rPr>
+        <w:t xml:space="preserve">Коли́ </w:t>
+      </w:r>
+      <w:r>
+        <w:rPr>
+          <w:rFonts w:ascii="Times New Roman" w:hAnsi="Times New Roman"/>
+          <w:sz w:val="24"/>
+        </w:rPr>
+        <w:t>триво́житься</w:t>
+      </w:r>
+      <w:r>
+        <w:rPr>
+          <w:rFonts w:ascii="Times New Roman" w:hAnsi="Times New Roman"/>
+          <w:sz w:val="24"/>
+        </w:rPr>
+        <w:t xml:space="preserve"> в мені́ дух мій, Ти </w:t>
+      </w:r>
+      <w:r>
+        <w:rPr>
+          <w:rFonts w:ascii="Times New Roman" w:hAnsi="Times New Roman"/>
+          <w:sz w:val="24"/>
+        </w:rPr>
+        <w:t>знає́ш</w:t>
+      </w:r>
+      <w:r>
+        <w:rPr>
+          <w:rFonts w:ascii="Times New Roman" w:hAnsi="Times New Roman"/>
+          <w:sz w:val="24"/>
+        </w:rPr>
+        <w:t xml:space="preserve"> мою́ сте́жку.* На </w:t>
+      </w:r>
+      <w:r>
+        <w:rPr>
+          <w:rFonts w:ascii="Times New Roman" w:hAnsi="Times New Roman"/>
+          <w:sz w:val="24"/>
+        </w:rPr>
+        <w:t>доро́зі</w:t>
+      </w:r>
+      <w:r>
+        <w:rPr>
+          <w:rFonts w:ascii="Times New Roman" w:hAnsi="Times New Roman"/>
+          <w:sz w:val="24"/>
+        </w:rPr>
+        <w:t xml:space="preserve">, де я </w:t>
+      </w:r>
+      <w:r>
+        <w:rPr>
+          <w:rFonts w:ascii="Times New Roman" w:hAnsi="Times New Roman"/>
+          <w:sz w:val="24"/>
+        </w:rPr>
+        <w:t>ступа́ю</w:t>
+      </w:r>
+      <w:r>
+        <w:rPr>
+          <w:rFonts w:ascii="Times New Roman" w:hAnsi="Times New Roman"/>
+          <w:sz w:val="24"/>
+        </w:rPr>
+        <w:t xml:space="preserve">, </w:t>
+      </w:r>
+      <w:r>
+        <w:rPr>
+          <w:rFonts w:ascii="Times New Roman" w:hAnsi="Times New Roman"/>
+          <w:sz w:val="24"/>
+        </w:rPr>
+        <w:t>та́йно</w:t>
+      </w:r>
+      <w:r>
+        <w:rPr>
+          <w:rFonts w:ascii="Times New Roman" w:hAnsi="Times New Roman"/>
+          <w:sz w:val="24"/>
+        </w:rPr>
+        <w:t xml:space="preserve"> </w:t>
+      </w:r>
+      <w:r>
+        <w:rPr>
+          <w:rFonts w:ascii="Times New Roman" w:hAnsi="Times New Roman"/>
+          <w:sz w:val="24"/>
+        </w:rPr>
+        <w:t>розста́вили</w:t>
+      </w:r>
+      <w:r>
+        <w:rPr>
+          <w:rFonts w:ascii="Times New Roman" w:hAnsi="Times New Roman"/>
+          <w:sz w:val="24"/>
+        </w:rPr>
+        <w:t xml:space="preserve"> сильце́ на </w:t>
+      </w:r>
+      <w:r>
+        <w:rPr>
+          <w:rFonts w:ascii="Times New Roman" w:hAnsi="Times New Roman"/>
+          <w:sz w:val="24"/>
+        </w:rPr>
+        <w:t>ме́не</w:t>
+      </w:r>
+      <w:r>
+        <w:rPr>
+          <w:rFonts w:ascii="Times New Roman" w:hAnsi="Times New Roman"/>
+          <w:sz w:val="24"/>
+        </w:rPr>
+        <w:t>.</w:t>
+      </w:r>
+    </w:p>
+    <w:p>
+      <w:pPr>
+        <w:pStyle w:val="a"/>
+        <w:spacing w:after="120"/>
+      </w:pPr>
+      <w:r>
+        <w:rPr>
+          <w:rFonts w:ascii="Times New Roman" w:hAnsi="Times New Roman"/>
+          <w:sz w:val="24"/>
+        </w:rPr>
+        <w:t>Погля́нь</w:t>
+      </w:r>
+      <w:r>
+        <w:rPr>
+          <w:rFonts w:ascii="Times New Roman" w:hAnsi="Times New Roman"/>
+          <w:sz w:val="24"/>
+        </w:rPr>
+        <w:t xml:space="preserve"> </w:t>
+      </w:r>
+      <w:r>
+        <w:rPr>
+          <w:rFonts w:ascii="Times New Roman" w:hAnsi="Times New Roman"/>
+          <w:sz w:val="24"/>
+        </w:rPr>
+        <w:t>право́руч</w:t>
+      </w:r>
+      <w:r>
+        <w:rPr>
+          <w:rFonts w:ascii="Times New Roman" w:hAnsi="Times New Roman"/>
+          <w:sz w:val="24"/>
+        </w:rPr>
+        <w:t xml:space="preserve"> і </w:t>
+      </w:r>
+      <w:r>
+        <w:rPr>
+          <w:rFonts w:ascii="Times New Roman" w:hAnsi="Times New Roman"/>
+          <w:sz w:val="24"/>
+        </w:rPr>
+        <w:t>подиви́ся</w:t>
+      </w:r>
+      <w:r>
+        <w:rPr>
+          <w:rFonts w:ascii="Times New Roman" w:hAnsi="Times New Roman"/>
+          <w:sz w:val="24"/>
+        </w:rPr>
+        <w:t xml:space="preserve">:* нема́ </w:t>
+      </w:r>
+      <w:r>
+        <w:rPr>
+          <w:rFonts w:ascii="Times New Roman" w:hAnsi="Times New Roman"/>
+          <w:sz w:val="24"/>
+        </w:rPr>
+        <w:t>ніко́го</w:t>
+      </w:r>
+      <w:r>
+        <w:rPr>
+          <w:rFonts w:ascii="Times New Roman" w:hAnsi="Times New Roman"/>
+          <w:sz w:val="24"/>
+        </w:rPr>
+        <w:t xml:space="preserve">, хто дбав би за </w:t>
+      </w:r>
+      <w:r>
+        <w:rPr>
+          <w:rFonts w:ascii="Times New Roman" w:hAnsi="Times New Roman"/>
+          <w:sz w:val="24"/>
+        </w:rPr>
+        <w:t>ме́не</w:t>
+      </w:r>
+      <w:r>
+        <w:rPr>
+          <w:rFonts w:ascii="Times New Roman" w:hAnsi="Times New Roman"/>
+          <w:sz w:val="24"/>
+        </w:rPr>
+        <w:t>.</w:t>
+      </w:r>
+    </w:p>
+    <w:p>
+      <w:pPr>
+        <w:pStyle w:val="a"/>
+        <w:spacing w:after="120"/>
+      </w:pPr>
+      <w:r>
+        <w:rPr>
+          <w:rFonts w:ascii="Times New Roman" w:hAnsi="Times New Roman"/>
+          <w:sz w:val="24"/>
+        </w:rPr>
+        <w:t xml:space="preserve">Нема́ куди́ мені́ </w:t>
+      </w:r>
+      <w:r>
+        <w:rPr>
+          <w:rFonts w:ascii="Times New Roman" w:hAnsi="Times New Roman"/>
+          <w:sz w:val="24"/>
+        </w:rPr>
+        <w:t>втіка́ти</w:t>
+      </w:r>
+      <w:r>
+        <w:rPr>
+          <w:rFonts w:ascii="Times New Roman" w:hAnsi="Times New Roman"/>
+          <w:sz w:val="24"/>
+        </w:rPr>
+        <w:t xml:space="preserve">,* нема́ </w:t>
+      </w:r>
+      <w:r>
+        <w:rPr>
+          <w:rFonts w:ascii="Times New Roman" w:hAnsi="Times New Roman"/>
+          <w:sz w:val="24"/>
+        </w:rPr>
+        <w:t>ніко́го</w:t>
+      </w:r>
+      <w:r>
+        <w:rPr>
+          <w:rFonts w:ascii="Times New Roman" w:hAnsi="Times New Roman"/>
+          <w:sz w:val="24"/>
+        </w:rPr>
+        <w:t xml:space="preserve">, хто </w:t>
+      </w:r>
+      <w:r>
+        <w:rPr>
+          <w:rFonts w:ascii="Times New Roman" w:hAnsi="Times New Roman"/>
+          <w:sz w:val="24"/>
+        </w:rPr>
+        <w:t>піклува́вся</w:t>
+      </w:r>
+      <w:r>
+        <w:rPr>
+          <w:rFonts w:ascii="Times New Roman" w:hAnsi="Times New Roman"/>
+          <w:sz w:val="24"/>
+        </w:rPr>
+        <w:t xml:space="preserve"> би </w:t>
+      </w:r>
+      <w:r>
+        <w:rPr>
+          <w:rFonts w:ascii="Times New Roman" w:hAnsi="Times New Roman"/>
+          <w:sz w:val="24"/>
+        </w:rPr>
+        <w:t>мно́ю</w:t>
+      </w:r>
+      <w:r>
+        <w:rPr>
+          <w:rFonts w:ascii="Times New Roman" w:hAnsi="Times New Roman"/>
+          <w:sz w:val="24"/>
+        </w:rPr>
+        <w:t>.</w:t>
+      </w:r>
+    </w:p>
+    <w:p>
+      <w:pPr>
+        <w:pStyle w:val="a"/>
+        <w:spacing w:after="120"/>
+      </w:pPr>
+      <w:r>
+        <w:rPr>
+          <w:rFonts w:ascii="Times New Roman" w:hAnsi="Times New Roman"/>
+          <w:sz w:val="24"/>
+        </w:rPr>
+        <w:t xml:space="preserve">До </w:t>
+      </w:r>
+      <w:r>
+        <w:rPr>
+          <w:rFonts w:ascii="Times New Roman" w:hAnsi="Times New Roman"/>
+          <w:sz w:val="24"/>
+        </w:rPr>
+        <w:t>Те́бе</w:t>
+      </w:r>
+      <w:r>
+        <w:rPr>
+          <w:rFonts w:ascii="Times New Roman" w:hAnsi="Times New Roman"/>
+          <w:sz w:val="24"/>
+        </w:rPr>
+        <w:t xml:space="preserve">, </w:t>
+      </w:r>
+      <w:r>
+        <w:rPr>
+          <w:rFonts w:ascii="Times New Roman" w:hAnsi="Times New Roman"/>
+          <w:sz w:val="24"/>
+        </w:rPr>
+        <w:t>Го́споди</w:t>
+      </w:r>
+      <w:r>
+        <w:rPr>
+          <w:rFonts w:ascii="Times New Roman" w:hAnsi="Times New Roman"/>
+          <w:sz w:val="24"/>
+        </w:rPr>
+        <w:t xml:space="preserve">, </w:t>
+      </w:r>
+      <w:r>
+        <w:rPr>
+          <w:rFonts w:ascii="Times New Roman" w:hAnsi="Times New Roman"/>
+          <w:sz w:val="24"/>
+        </w:rPr>
+        <w:t>взива́ю</w:t>
+      </w:r>
+      <w:r>
+        <w:rPr>
+          <w:rFonts w:ascii="Times New Roman" w:hAnsi="Times New Roman"/>
+          <w:sz w:val="24"/>
+        </w:rPr>
+        <w:t xml:space="preserve"> й кажу́:* Ти моє́ </w:t>
+      </w:r>
+      <w:r>
+        <w:rPr>
+          <w:rFonts w:ascii="Times New Roman" w:hAnsi="Times New Roman"/>
+          <w:sz w:val="24"/>
+        </w:rPr>
+        <w:t>прибі́жище</w:t>
+      </w:r>
+      <w:r>
+        <w:rPr>
+          <w:rFonts w:ascii="Times New Roman" w:hAnsi="Times New Roman"/>
+          <w:sz w:val="24"/>
+        </w:rPr>
+        <w:t xml:space="preserve">, в землі́ </w:t>
+      </w:r>
+      <w:r>
+        <w:rPr>
+          <w:rFonts w:ascii="Times New Roman" w:hAnsi="Times New Roman"/>
+          <w:sz w:val="24"/>
+        </w:rPr>
+        <w:t>живи́х</w:t>
+      </w:r>
+      <w:r>
+        <w:rPr>
+          <w:rFonts w:ascii="Times New Roman" w:hAnsi="Times New Roman"/>
+          <w:sz w:val="24"/>
+        </w:rPr>
+        <w:t xml:space="preserve"> Ти − моя́ </w:t>
+      </w:r>
+      <w:r>
+        <w:rPr>
+          <w:rFonts w:ascii="Times New Roman" w:hAnsi="Times New Roman"/>
+          <w:sz w:val="24"/>
+        </w:rPr>
+        <w:t>до́ля</w:t>
+      </w:r>
+      <w:r>
+        <w:rPr>
+          <w:rFonts w:ascii="Times New Roman" w:hAnsi="Times New Roman"/>
+          <w:sz w:val="24"/>
+        </w:rPr>
+        <w:t>!</w:t>
+      </w:r>
+    </w:p>
+    <w:p>
+      <w:pPr>
+        <w:pStyle w:val="a"/>
+        <w:spacing w:after="120"/>
+      </w:pPr>
+      <w:r>
+        <w:rPr>
+          <w:rFonts w:ascii="Times New Roman" w:hAnsi="Times New Roman"/>
+          <w:sz w:val="24"/>
+        </w:rPr>
+        <w:t xml:space="preserve">Зверни́ </w:t>
+      </w:r>
+      <w:r>
+        <w:rPr>
+          <w:rFonts w:ascii="Times New Roman" w:hAnsi="Times New Roman"/>
+          <w:sz w:val="24"/>
+        </w:rPr>
+        <w:t>ува́гу</w:t>
+      </w:r>
+      <w:r>
+        <w:rPr>
+          <w:rFonts w:ascii="Times New Roman" w:hAnsi="Times New Roman"/>
+          <w:sz w:val="24"/>
+        </w:rPr>
+        <w:t xml:space="preserve"> на моє́ </w:t>
+      </w:r>
+      <w:r>
+        <w:rPr>
+          <w:rFonts w:ascii="Times New Roman" w:hAnsi="Times New Roman"/>
+          <w:sz w:val="24"/>
+        </w:rPr>
+        <w:t>блага́ння</w:t>
+      </w:r>
+      <w:r>
+        <w:rPr>
+          <w:rFonts w:ascii="Times New Roman" w:hAnsi="Times New Roman"/>
+          <w:sz w:val="24"/>
+        </w:rPr>
+        <w:t xml:space="preserve">,* бо я </w:t>
+      </w:r>
+      <w:r>
+        <w:rPr>
+          <w:rFonts w:ascii="Times New Roman" w:hAnsi="Times New Roman"/>
+          <w:sz w:val="24"/>
+        </w:rPr>
+        <w:t>ве́льми</w:t>
+      </w:r>
+      <w:r>
+        <w:rPr>
+          <w:rFonts w:ascii="Times New Roman" w:hAnsi="Times New Roman"/>
+          <w:sz w:val="24"/>
+        </w:rPr>
+        <w:t xml:space="preserve"> </w:t>
+      </w:r>
+      <w:r>
+        <w:rPr>
+          <w:rFonts w:ascii="Times New Roman" w:hAnsi="Times New Roman"/>
+          <w:sz w:val="24"/>
+        </w:rPr>
+        <w:t>неща́сний</w:t>
+      </w:r>
+      <w:r>
+        <w:rPr>
+          <w:rFonts w:ascii="Times New Roman" w:hAnsi="Times New Roman"/>
+          <w:sz w:val="24"/>
+        </w:rPr>
+        <w:t>.</w:t>
+      </w:r>
+    </w:p>
+    <w:p>
+      <w:pPr>
+        <w:pStyle w:val="a"/>
+        <w:spacing w:after="120"/>
+      </w:pPr>
+      <w:r>
+        <w:rPr>
+          <w:rFonts w:ascii="Times New Roman" w:hAnsi="Times New Roman"/>
+          <w:sz w:val="24"/>
+        </w:rPr>
+        <w:t xml:space="preserve">Спаси́ мене́ від </w:t>
+      </w:r>
+      <w:r>
+        <w:rPr>
+          <w:rFonts w:ascii="Times New Roman" w:hAnsi="Times New Roman"/>
+          <w:sz w:val="24"/>
+        </w:rPr>
+        <w:t>гони́телів</w:t>
+      </w:r>
+      <w:r>
+        <w:rPr>
+          <w:rFonts w:ascii="Times New Roman" w:hAnsi="Times New Roman"/>
+          <w:sz w:val="24"/>
+        </w:rPr>
+        <w:t xml:space="preserve"> </w:t>
+      </w:r>
+      <w:r>
+        <w:rPr>
+          <w:rFonts w:ascii="Times New Roman" w:hAnsi="Times New Roman"/>
+          <w:sz w:val="24"/>
+        </w:rPr>
+        <w:t>мої́х</w:t>
+      </w:r>
+      <w:r>
+        <w:rPr>
+          <w:rFonts w:ascii="Times New Roman" w:hAnsi="Times New Roman"/>
+          <w:sz w:val="24"/>
+        </w:rPr>
+        <w:t xml:space="preserve">,* бо вони́ </w:t>
+      </w:r>
+      <w:r>
+        <w:rPr>
+          <w:rFonts w:ascii="Times New Roman" w:hAnsi="Times New Roman"/>
+          <w:sz w:val="24"/>
+        </w:rPr>
+        <w:t>сильні́ші</w:t>
+      </w:r>
+      <w:r>
+        <w:rPr>
+          <w:rFonts w:ascii="Times New Roman" w:hAnsi="Times New Roman"/>
+          <w:sz w:val="24"/>
+        </w:rPr>
+        <w:t xml:space="preserve"> від </w:t>
+      </w:r>
+      <w:r>
+        <w:rPr>
+          <w:rFonts w:ascii="Times New Roman" w:hAnsi="Times New Roman"/>
+          <w:sz w:val="24"/>
+        </w:rPr>
+        <w:t>ме́не</w:t>
+      </w:r>
+      <w:r>
+        <w:rPr>
+          <w:rFonts w:ascii="Times New Roman" w:hAnsi="Times New Roman"/>
+          <w:sz w:val="24"/>
+        </w:rPr>
+        <w:t>.</w:t>
       </w:r>
     </w:p>
     <w:p>
@@ -9019,7 +10458,6 @@
           <w:i/>
           <w:color w:val="FF4400"/>
           <w:sz w:val="24"/>
-          <w:szCs w:val="24"/>
         </w:rPr>
         <w:t>Священик:</w:t>
       </w:r>
@@ -9027,7 +10465,6 @@
         <w:rPr>
           <w:rFonts w:ascii="Times New Roman" w:hAnsi="Times New Roman"/>
           <w:sz w:val="24"/>
-          <w:szCs w:val="24"/>
         </w:rPr>
         <w:t xml:space="preserve"> Мир всім.</w:t>
       </w:r>
@@ -10680,84 +12117,71 @@
           <w:i/>
           <w:color w:val="FF4400"/>
           <w:sz w:val="24"/>
-          <w:szCs w:val="24"/>
-        </w:rPr>
-        <w:t>Свящ</w:t>
-      </w:r>
+        </w:rPr>
+        <w:t>Священик:</w:t>
+      </w:r>
+      <w:r>
+        <w:rPr>
+          <w:rFonts w:ascii="Times New Roman" w:hAnsi="Times New Roman"/>
+          <w:sz w:val="24"/>
+        </w:rPr>
+        <w:t xml:space="preserve"> Бо Ти – Бог милости, ласк і людинолюбности, і Тобі славу віддаємо, Отцю, і Сину, і Святому Духові, нині, і повсякчас, і на віки віків.</w:t>
+      </w:r>
+    </w:p>
+    <w:p>
+      <w:pPr>
+        <w:spacing w:after="120"/>
+        <w:jc w:val="both"/>
+        <w:rPr>
+          <w:rFonts w:ascii="Times New Roman" w:hAnsi="Times New Roman"/>
+          <w:sz w:val="24"/>
+          <w:szCs w:val="24"/>
+        </w:rPr>
+      </w:pPr>
+      <w:r>
+        <w:rPr>
+          <w:rFonts w:ascii="Times New Roman" w:hAnsi="Times New Roman"/>
+          <w:i/>
+          <w:color w:val="FF0000"/>
+          <w:sz w:val="24"/>
+          <w:szCs w:val="24"/>
+        </w:rPr>
+        <w:t>Вірні:</w:t>
+      </w:r>
+      <w:r>
+        <w:rPr>
+          <w:rFonts w:ascii="Times New Roman" w:hAnsi="Times New Roman"/>
+          <w:color w:val="FF0000"/>
+          <w:sz w:val="24"/>
+          <w:szCs w:val="24"/>
+        </w:rPr>
+        <w:t xml:space="preserve"> </w:t>
+      </w:r>
+      <w:r>
+        <w:rPr>
+          <w:rFonts w:ascii="Times New Roman" w:hAnsi="Times New Roman"/>
+          <w:sz w:val="24"/>
+          <w:szCs w:val="24"/>
+        </w:rPr>
+        <w:t>Амінь.</w:t>
+      </w:r>
+    </w:p>
+    <w:p>
+      <w:pPr>
+        <w:spacing w:after="120"/>
+        <w:jc w:val="both"/>
+        <w:rPr>
+          <w:rFonts w:ascii="Times New Roman" w:hAnsi="Times New Roman"/>
+          <w:sz w:val="24"/>
+          <w:szCs w:val="24"/>
+        </w:rPr>
+      </w:pPr>
       <w:r>
         <w:rPr>
           <w:rFonts w:ascii="Times New Roman" w:hAnsi="Times New Roman"/>
           <w:i/>
           <w:color w:val="FF4400"/>
           <w:sz w:val="24"/>
-          <w:szCs w:val="24"/>
-        </w:rPr>
-        <w:t>еник:</w:t>
-      </w:r>
-      <w:r>
-        <w:rPr>
-          <w:rFonts w:ascii="Times New Roman" w:hAnsi="Times New Roman"/>
-          <w:sz w:val="24"/>
-          <w:szCs w:val="24"/>
-        </w:rPr>
-        <w:t xml:space="preserve"> Бо Ти – Бог милости, ласк і людинолюбности, і Тобі славу віддаємо, Отцю, і Сину, і Святому Духові, нині, і повсякчас, і на віки віків.</w:t>
-      </w:r>
-    </w:p>
-    <w:p>
-      <w:pPr>
-        <w:spacing w:after="120"/>
-        <w:jc w:val="both"/>
-        <w:rPr>
-          <w:rFonts w:ascii="Times New Roman" w:hAnsi="Times New Roman"/>
-          <w:sz w:val="24"/>
-          <w:szCs w:val="24"/>
-        </w:rPr>
-      </w:pPr>
-      <w:r>
-        <w:rPr>
-          <w:rFonts w:ascii="Times New Roman" w:hAnsi="Times New Roman"/>
-          <w:i/>
-          <w:color w:val="FF0000"/>
-          <w:sz w:val="24"/>
-          <w:szCs w:val="24"/>
-        </w:rPr>
-        <w:t>Вірні:</w:t>
-      </w:r>
-      <w:r>
-        <w:rPr>
-          <w:rFonts w:ascii="Times New Roman" w:hAnsi="Times New Roman"/>
-          <w:color w:val="FF0000"/>
-          <w:sz w:val="24"/>
-          <w:szCs w:val="24"/>
-        </w:rPr>
-        <w:t xml:space="preserve"> </w:t>
-      </w:r>
-      <w:r>
-        <w:rPr>
-          <w:rFonts w:ascii="Times New Roman" w:hAnsi="Times New Roman"/>
-          <w:sz w:val="24"/>
-          <w:szCs w:val="24"/>
-        </w:rPr>
-        <w:t>Амінь.</w:t>
-      </w:r>
-    </w:p>
-    <w:p>
-      <w:pPr>
-        <w:spacing w:after="120"/>
-        <w:jc w:val="both"/>
-        <w:rPr>
-          <w:rFonts w:ascii="Times New Roman" w:hAnsi="Times New Roman"/>
-          <w:sz w:val="24"/>
-          <w:szCs w:val="24"/>
-        </w:rPr>
-      </w:pPr>
-      <w:r>
-        <w:rPr>
-          <w:rFonts w:ascii="Times New Roman" w:hAnsi="Times New Roman"/>
-          <w:i/>
-          <w:color w:val="FF4400"/>
-          <w:sz w:val="24"/>
-          <w:szCs w:val="24"/>
         </w:rPr>
         <w:t>Священик:</w:t>
       </w:r>
@@ -10765,7 +12189,6 @@
         <w:rPr>
           <w:rFonts w:ascii="Times New Roman" w:hAnsi="Times New Roman"/>
           <w:sz w:val="24"/>
-          <w:szCs w:val="24"/>
         </w:rPr>
         <w:t xml:space="preserve"> Мир всім.</w:t>
       </w:r>
@@ -11551,48 +12974,35 @@
     </w:p>
     <w:p>
       <w:pPr>
-        <w:spacing w:after="120"/>
-        <w:jc w:val="both"/>
-        <w:rPr>
-          <w:rFonts w:ascii="Times New Roman" w:hAnsi="Times New Roman"/>
-          <w:sz w:val="24"/>
-          <w:szCs w:val="24"/>
-        </w:rPr>
-      </w:pPr>
-      <w:r>
-        <w:rPr>
-          <w:rFonts w:ascii="Times New Roman" w:hAnsi="Times New Roman"/>
-          <w:sz w:val="24"/>
-          <w:szCs w:val="24"/>
-        </w:rPr>
-        <w:t xml:space="preserve">Святий Боже, святий Кріпкий, святий Безсмертний, помилуй нас </w:t>
-      </w:r>
-      <w:r>
-        <w:rPr>
-          <w:rFonts w:ascii="Times New Roman" w:hAnsi="Times New Roman"/>
-          <w:i/>
-          <w:color w:val="FF0000"/>
-          <w:sz w:val="24"/>
-          <w:szCs w:val="24"/>
-        </w:rPr>
-        <w:t>(3 р.)</w:t>
-      </w:r>
-    </w:p>
-    <w:p>
-      <w:pPr>
-        <w:spacing w:after="120"/>
-        <w:jc w:val="both"/>
-        <w:rPr>
-          <w:rFonts w:ascii="Times New Roman" w:hAnsi="Times New Roman"/>
-          <w:sz w:val="24"/>
-          <w:szCs w:val="24"/>
-        </w:rPr>
-      </w:pPr>
-      <w:r>
-        <w:rPr>
-          <w:rFonts w:ascii="Times New Roman" w:hAnsi="Times New Roman"/>
-          <w:sz w:val="24"/>
-          <w:szCs w:val="24"/>
+        <w:pStyle w:val="a"/>
+        <w:spacing w:after="120"/>
+      </w:pPr>
+      <w:r>
+        <w:rPr>
+          <w:rFonts w:ascii="Times New Roman" w:hAnsi="Times New Roman"/>
+          <w:sz w:val="24"/>
+        </w:rPr>
+        <w:t xml:space="preserve">Святий Боже, святий Кріпкий, святий Безсмертний, помилуй нас. </w:t>
+      </w:r>
+      <w:r>
+        <w:rPr>
+          <w:rFonts w:ascii="Times New Roman" w:hAnsi="Times New Roman"/>
+          <w:i/>
+          <w:color w:val="FF0000"/>
+          <w:sz w:val="24"/>
+        </w:rPr>
+        <w:t>(3 р.)</w:t>
+      </w:r>
+    </w:p>
+    <w:p>
+      <w:pPr>
+        <w:pStyle w:val="a"/>
+        <w:spacing w:after="120"/>
+      </w:pPr>
+      <w:r>
+        <w:rPr>
+          <w:rFonts w:ascii="Times New Roman" w:hAnsi="Times New Roman"/>
+          <w:sz w:val="24"/>
         </w:rPr>
         <w:t>Слава Отцю, і Сину, і Святому Духові,* і нині і повсякчас, і на віки віків. Амінь.</w:t>
       </w:r>
@@ -11618,54 +13028,99 @@
     </w:p>
     <w:p>
       <w:pPr>
-        <w:spacing w:after="120"/>
-        <w:jc w:val="both"/>
-        <w:rPr>
-          <w:rFonts w:ascii="Times New Roman" w:hAnsi="Times New Roman"/>
-          <w:sz w:val="24"/>
-          <w:szCs w:val="24"/>
-        </w:rPr>
-      </w:pPr>
-      <w:r>
-        <w:rPr>
-          <w:rFonts w:ascii="Times New Roman" w:hAnsi="Times New Roman"/>
-          <w:sz w:val="24"/>
-          <w:szCs w:val="24"/>
-        </w:rPr>
-        <w:t xml:space="preserve">Господи, помилуй </w:t>
-      </w:r>
-      <w:r>
-        <w:rPr>
-          <w:rFonts w:ascii="Times New Roman" w:hAnsi="Times New Roman"/>
-          <w:i/>
-          <w:color w:val="FF0000"/>
-          <w:sz w:val="24"/>
-          <w:szCs w:val="24"/>
-        </w:rPr>
-        <w:t>(3 р.)</w:t>
-      </w:r>
-    </w:p>
-    <w:p>
-      <w:pPr>
-        <w:spacing w:after="120"/>
-        <w:rPr>
-          <w:rFonts w:ascii="Times New Roman" w:hAnsi="Times New Roman"/>
-        </w:rPr>
-      </w:pPr>
-      <w:r>
-        <w:rPr>
-          <w:rFonts w:ascii="Times New Roman" w:hAnsi="Times New Roman"/>
-          <w:sz w:val="24"/>
-          <w:szCs w:val="24"/>
-        </w:rPr>
-        <w:t>Слава Отцю, і Сину, і Святому Духові.* І</w:t>
+        <w:pStyle w:val="a"/>
+        <w:spacing w:after="120"/>
+      </w:pPr>
+      <w:r>
+        <w:rPr>
+          <w:rFonts w:ascii="Times New Roman" w:hAnsi="Times New Roman"/>
+          <w:sz w:val="24"/>
+        </w:rPr>
+        <w:t>Господи, помилуй</w:t>
+      </w:r>
+      <w:r>
+        <w:rPr>
+          <w:rFonts w:ascii="Times New Roman" w:hAnsi="Times New Roman"/>
+          <w:sz w:val="24"/>
+        </w:rPr>
+        <w:t>.</w:t>
+      </w:r>
+      <w:r>
+        <w:rPr>
+          <w:rFonts w:ascii="Times New Roman" w:hAnsi="Times New Roman"/>
+          <w:sz w:val="24"/>
+        </w:rPr>
+        <w:t xml:space="preserve"> </w:t>
+      </w:r>
+      <w:r>
+        <w:rPr>
+          <w:rFonts w:ascii="Times New Roman" w:hAnsi="Times New Roman"/>
+          <w:i/>
+          <w:color w:val="FF0000"/>
+          <w:sz w:val="24"/>
+        </w:rPr>
+        <w:t>(3 р.)</w:t>
+      </w:r>
+    </w:p>
+    <w:p>
+      <w:pPr>
+        <w:pStyle w:val="a"/>
+        <w:spacing w:after="120"/>
+      </w:pPr>
+      <w:r>
+        <w:rPr>
+          <w:rFonts w:ascii="Times New Roman" w:hAnsi="Times New Roman"/>
+          <w:sz w:val="24"/>
+        </w:rPr>
+        <w:t xml:space="preserve">Слава </w:t>
+      </w:r>
+      <w:r>
+        <w:rPr>
+          <w:rFonts w:ascii="Times New Roman" w:hAnsi="Times New Roman"/>
+          <w:sz w:val="24"/>
+        </w:rPr>
+        <w:t>Отцю</w:t>
+      </w:r>
+      <w:r>
+        <w:rPr>
+          <w:rFonts w:ascii="Times New Roman" w:hAnsi="Times New Roman"/>
+          <w:sz w:val="24"/>
+        </w:rPr>
+        <w:t xml:space="preserve">, і Сину, і Святому </w:t>
+      </w:r>
+      <w:r>
+        <w:rPr>
+          <w:rFonts w:ascii="Times New Roman" w:hAnsi="Times New Roman"/>
+          <w:sz w:val="24"/>
+        </w:rPr>
+        <w:t>Духові</w:t>
+      </w:r>
+      <w:r>
+        <w:rPr>
+          <w:rFonts w:ascii="Times New Roman" w:hAnsi="Times New Roman"/>
+          <w:sz w:val="24"/>
+        </w:rPr>
+        <w:t>,</w:t>
+      </w:r>
+      <w:r>
+        <w:rPr>
+          <w:rFonts w:ascii="Times New Roman" w:hAnsi="Times New Roman"/>
+          <w:sz w:val="24"/>
+        </w:rPr>
+        <w:t xml:space="preserve">* </w:t>
+      </w:r>
+      <w:r>
+        <w:rPr>
+          <w:rFonts w:ascii="Times New Roman" w:hAnsi="Times New Roman"/>
+          <w:sz w:val="24"/>
+        </w:rPr>
+        <w:t>і</w:t>
       </w:r>
       <w:r>
         <w:rPr>
           <w:rFonts w:ascii="Times New Roman" w:hAnsi="Times New Roman"/>
           <w:b/>
           <w:sz w:val="24"/>
-          <w:szCs w:val="24"/>
         </w:rPr>
         <w:t xml:space="preserve"> </w:t>
       </w:r>
@@ -11673,9 +13128,71 @@
         <w:rPr>
           <w:rFonts w:ascii="Times New Roman" w:hAnsi="Times New Roman"/>
           <w:sz w:val="24"/>
-          <w:szCs w:val="24"/>
-        </w:rPr>
-        <w:t>нині і повсякчас, і на віки віків. Амінь.</w:t>
+        </w:rPr>
+        <w:t>нині</w:t>
+      </w:r>
+      <w:r>
+        <w:rPr>
+          <w:rFonts w:ascii="Times New Roman" w:hAnsi="Times New Roman"/>
+          <w:sz w:val="24"/>
+        </w:rPr>
+        <w:t xml:space="preserve"> і </w:t>
+      </w:r>
+      <w:r>
+        <w:rPr>
+          <w:rFonts w:ascii="Times New Roman" w:hAnsi="Times New Roman"/>
+          <w:sz w:val="24"/>
+        </w:rPr>
+        <w:t>повсякчас</w:t>
+      </w:r>
+      <w:r>
+        <w:rPr>
+          <w:rFonts w:ascii="Times New Roman" w:hAnsi="Times New Roman"/>
+          <w:sz w:val="24"/>
+        </w:rPr>
+        <w:t xml:space="preserve">, і на </w:t>
+      </w:r>
+      <w:r>
+        <w:rPr>
+          <w:rFonts w:ascii="Times New Roman" w:hAnsi="Times New Roman"/>
+          <w:sz w:val="24"/>
+        </w:rPr>
+        <w:t>віки</w:t>
+      </w:r>
+      <w:r>
+        <w:rPr>
+          <w:rFonts w:ascii="Times New Roman" w:hAnsi="Times New Roman"/>
+          <w:sz w:val="24"/>
+        </w:rPr>
+        <w:t xml:space="preserve"> </w:t>
+      </w:r>
+      <w:r>
+        <w:rPr>
+          <w:rFonts w:ascii="Times New Roman" w:hAnsi="Times New Roman"/>
+          <w:sz w:val="24"/>
+        </w:rPr>
+        <w:t>віків</w:t>
+      </w:r>
+      <w:r>
+        <w:rPr>
+          <w:rFonts w:ascii="Times New Roman" w:hAnsi="Times New Roman"/>
+          <w:sz w:val="24"/>
+        </w:rPr>
+        <w:t xml:space="preserve">. </w:t>
+      </w:r>
+      <w:r>
+        <w:rPr>
+          <w:rFonts w:ascii="Times New Roman" w:hAnsi="Times New Roman"/>
+          <w:sz w:val="24"/>
+        </w:rPr>
+        <w:t>Амінь</w:t>
+      </w:r>
+      <w:r>
+        <w:rPr>
+          <w:rFonts w:ascii="Times New Roman" w:hAnsi="Times New Roman"/>
+          <w:sz w:val="24"/>
+        </w:rPr>
+        <w:t>.</w:t>
       </w:r>
     </w:p>
     <w:p>
@@ -11968,7 +13485,7 @@
           <w:sz w:val="24"/>
           <w:szCs w:val="24"/>
         </w:rPr>
-        <w:t>(г. 1):</w:t>
+        <w:t>(г. 1):</w:t>
       </w:r>
       <w:r>
         <w:rPr>
@@ -12509,7 +14026,6 @@
           <w:i/>
           <w:color w:val="FF4400"/>
           <w:sz w:val="24"/>
-          <w:szCs w:val="24"/>
         </w:rPr>
         <w:t>Священик:</w:t>
       </w:r>
@@ -12517,7 +14033,6 @@
         <w:rPr>
           <w:rFonts w:ascii="Times New Roman" w:hAnsi="Times New Roman"/>
           <w:sz w:val="24"/>
-          <w:szCs w:val="24"/>
         </w:rPr>
         <w:t xml:space="preserve"> Слава тобі, Христе Боже, надіє наша, слава тобі!</w:t>
       </w:r>
@@ -12575,7 +14090,7 @@
           <w:sz w:val="24"/>
           <w:szCs w:val="24"/>
         </w:rPr>
-        <w:t>(3 р.)</w:t>
+        <w:t>(3 р.)</w:t>
       </w:r>
       <w:r>
         <w:rPr>
@@ -12596,18 +14111,12 @@
       </w:r>
     </w:p>
     <w:p>
-      <w:pPr>
-        <w:rPr>
-          <w:rFonts w:ascii="Times New Roman" w:hAnsi="Times New Roman"/>
-        </w:rPr>
-      </w:pPr>
       <w:r>
         <w:rPr>
           <w:rFonts w:ascii="Times New Roman" w:hAnsi="Times New Roman"/>
           <w:i/>
           <w:color w:val="FF4400"/>
           <w:sz w:val="24"/>
-          <w:szCs w:val="24"/>
         </w:rPr>
         <w:t>Священик:</w:t>
       </w:r>
@@ -12615,17 +14124,8 @@
         <w:rPr>
           <w:rFonts w:ascii="Times New Roman" w:hAnsi="Times New Roman"/>
           <w:sz w:val="24"/>
-          <w:szCs w:val="24"/>
-        </w:rPr>
-        <w:t xml:space="preserve"> Христос, істинний Бог наш - молитвами пречистої Своєї Матері, якої Успіння сьогодні торжественне свято звершуємо, святих славних і всехвальних апостолів, святого апостола Тадея, святої му</w:t>
-      </w:r>
-      <w:r>
-        <w:rPr>
-          <w:rFonts w:ascii="Times New Roman" w:hAnsi="Times New Roman"/>
-          <w:sz w:val="24"/>
-          <w:szCs w:val="24"/>
-        </w:rPr>
-        <w:t>чениці Васси і всіх святих - помилує і спасе нас як благий і людинолюбний.</w:t>
+        </w:rPr>
+        <w:t xml:space="preserve"> Христос, істинний Бог наш - молитвами пречистої Своєї Матері, якої Успіння сьогодні торжественне свято звершуємо, святих славних і всехвальних апостолів, святого апостола Тадея, святої мучениці Васси і всіх святих - помилує і спасе нас як благий і людинолюбний.</w:t>
       </w:r>
     </w:p>
     <w:p>
@@ -12802,7 +14302,6 @@
           <w:i/>
           <w:color w:val="FF4400"/>
           <w:sz w:val="24"/>
-          <w:szCs w:val="24"/>
         </w:rPr>
         <w:t>Священик:</w:t>
       </w:r>
@@ -12810,17 +14309,8 @@
         <w:rPr>
           <w:rFonts w:ascii="Times New Roman" w:hAnsi="Times New Roman"/>
           <w:sz w:val="24"/>
-          <w:szCs w:val="24"/>
-        </w:rPr>
-        <w:t xml:space="preserve"> Слава святій, одноістотній, животворящій і н</w:t>
-      </w:r>
-      <w:r>
-        <w:rPr>
-          <w:rFonts w:ascii="Times New Roman" w:hAnsi="Times New Roman"/>
-          <w:sz w:val="24"/>
-          <w:szCs w:val="24"/>
-        </w:rPr>
-        <w:t>ероздільній Тройці, завжди, нині і повсякчас, і на віки віків.</w:t>
+        </w:rPr>
+        <w:t xml:space="preserve"> Слава святій, одноістотній, животворящій і нероздільній Тройці, завжди, нині і повсякчас, і на віки віків.</w:t>
       </w:r>
     </w:p>
     <w:p>
@@ -12887,7 +14377,7 @@
           <w:sz w:val="24"/>
           <w:szCs w:val="24"/>
         </w:rPr>
-        <w:t>(3 р.)</w:t>
+        <w:t>(3 р.)</w:t>
       </w:r>
     </w:p>
     <w:p>
@@ -12918,7 +14408,7 @@
           <w:sz w:val="24"/>
           <w:szCs w:val="24"/>
         </w:rPr>
-        <w:t>(2 р.)</w:t>
+        <w:t>(2 р.)</w:t>
       </w:r>
     </w:p>
     <w:p>
@@ -15335,7 +16825,7 @@
           <w:sz w:val="24"/>
           <w:szCs w:val="24"/>
         </w:rPr>
-        <w:t>(3 р.)</w:t>
+        <w:t>(3 р.)</w:t>
       </w:r>
     </w:p>
     <w:p>
@@ -15414,7 +16904,7 @@
           <w:sz w:val="24"/>
           <w:szCs w:val="24"/>
         </w:rPr>
-        <w:t>1. </w:t>
+        <w:t xml:space="preserve">1. </w:t>
       </w:r>
       <w:r>
         <w:rPr>
@@ -15462,7 +16952,7 @@
           <w:sz w:val="24"/>
           <w:szCs w:val="24"/>
         </w:rPr>
-        <w:t>2. </w:t>
+        <w:t xml:space="preserve">2. </w:t>
       </w:r>
       <w:r>
         <w:rPr>
@@ -15519,7 +17009,7 @@
           <w:sz w:val="24"/>
           <w:szCs w:val="24"/>
         </w:rPr>
-        <w:t xml:space="preserve"> Від ночі лине дух наш до тебе, Боже, бо світлом є повеління твої. Навчи нас, Боже, правди твоєї, заповідей твоїх і виправдань твоїх. Просвіти наші духовні очі, щоб ми не заснули в гріхах на </w:t>
+        <w:t xml:space="preserve"> Від ночі лине дух наш до тебе, Боже, бо світлом є повеління твої. Навчи нас, Боже, правди твоєї, заповідей твоїх і виправдань твоїх. Просвіти наші духовні очі, щоб ми не заснули в гріхах на </w:t>
       </w:r>
       <w:r>
         <w:rPr>
@@ -15567,7 +17057,7 @@
           <w:sz w:val="24"/>
           <w:szCs w:val="24"/>
         </w:rPr>
-        <w:t> Владико, Боже святий і неосяжний, що казав із темряви світлові засіяти, що заспокоїв нас у нічному сні й підвів до величання і моління твоєї доброти! Ти, що даєш себе умолити задля свого милосердя, прийми і нині нас, що поклоняємося тобі й по силі дякуємо</w:t>
+        <w:t xml:space="preserve"> Владико, Боже святий і неосяжний, що казав із темряви світлові засіяти, що заспокоїв нас у нічному сні й підвів до величання і моління твоєї доброти! Ти, що даєш себе умолити задля свого милосердя, прийми і нині нас, що поклоняємося тобі й по силі дякуємо</w:t>
       </w:r>
       <w:r>
         <w:rPr>
@@ -15624,7 +17114,7 @@
           <w:sz w:val="24"/>
           <w:szCs w:val="24"/>
         </w:rPr>
-        <w:t> Скарбе добра, джерело невисихаюче, Отче святий, чудотворче всесильний і вседержителю! Усі тобі поклоняємося і тобі молимося та твої милості і твої ласки призиваємо на поміч і на заступниц</w:t>
+        <w:t xml:space="preserve"> Скарбе добра, джерело невисихаюче, Отче святий, чудотворче всесильний і вседержителю! Усі тобі поклоняємося і тобі молимося та твої милості і твої ласки призиваємо на поміч і на заступниц</w:t>
       </w:r>
       <w:r>
         <w:rPr>
@@ -15672,7 +17162,7 @@
           <w:sz w:val="24"/>
           <w:szCs w:val="24"/>
         </w:rPr>
-        <w:t>6. </w:t>
+        <w:t xml:space="preserve">6. </w:t>
       </w:r>
       <w:r>
         <w:rPr>
@@ -15729,7 +17219,7 @@
           <w:sz w:val="24"/>
           <w:szCs w:val="24"/>
         </w:rPr>
-        <w:t> Боже й Отче Господа нашого Ісуса Христа! Ти підніс нас з</w:t>
+        <w:t xml:space="preserve"> Боже й Отче Господа нашого Ісуса Христа! Ти підніс нас з</w:t>
       </w:r>
       <w:r>
         <w:rPr>
@@ -15777,7 +17267,7 @@
           <w:sz w:val="24"/>
           <w:szCs w:val="24"/>
         </w:rPr>
-        <w:t>8. </w:t>
+        <w:t xml:space="preserve">8. </w:t>
       </w:r>
       <w:r>
         <w:rPr>
@@ -15843,7 +17333,7 @@
           <w:sz w:val="24"/>
           <w:szCs w:val="24"/>
         </w:rPr>
-        <w:t> Господи, Боже наш! Ти за покаяння дарував людям відпущення, нам же, як образ пізнання і визнання гріхів, показав покаяння і прощення пророка Давида. Тож, Владико, помилуй з великої милости твоєї нас, що в чимало великих гріхів вп</w:t>
+        <w:t xml:space="preserve"> Господи, Боже наш! Ти за покаяння дарував людям відпущення, нам же, як образ пізнання і визнання гріхів, показав покаяння і прощення пророка Давида. Тож, Владико, помилуй з великої милости твоєї нас, що в чимало великих гріхів вп</w:t>
       </w:r>
       <w:r>
         <w:rPr>
@@ -15900,7 +17390,7 @@
           <w:sz w:val="24"/>
           <w:szCs w:val="24"/>
         </w:rPr>
-        <w:t xml:space="preserve"> Боже, Боже наш! Ти сотворив розумні й духовні сили своєю волею. Тебе просимо й тобі молимося: Прийми наші посильні величання з усіма твоїми </w:t>
+        <w:t xml:space="preserve"> Боже, Боже наш! Ти сотворив розумні й духовні сили своєю волею. Тебе просимо й тобі молимося: Прийми наші посильні величання з усіма твоїми </w:t>
       </w:r>
       <w:r>
         <w:rPr>
@@ -15939,7 +17429,7 @@
           <w:sz w:val="24"/>
           <w:szCs w:val="24"/>
         </w:rPr>
-        <w:t>11. </w:t>
+        <w:t xml:space="preserve">11. </w:t>
       </w:r>
       <w:r>
         <w:rPr>
@@ -17143,7 +18633,7 @@
           <w:sz w:val="24"/>
           <w:szCs w:val="24"/>
         </w:rPr>
-        <w:t>(г. 1):</w:t>
+        <w:t>(г. 1):</w:t>
       </w:r>
       <w:r>
         <w:rPr>
@@ -17319,7 +18809,7 @@
           <w:sz w:val="24"/>
           <w:szCs w:val="24"/>
         </w:rPr>
-        <w:t>(г. 1):</w:t>
+        <w:t>(г. 1):</w:t>
       </w:r>
       <w:r>
         <w:rPr>
@@ -17719,7 +19209,7 @@
           <w:sz w:val="24"/>
           <w:szCs w:val="24"/>
         </w:rPr>
-        <w:t>(г. 4):</w:t>
+        <w:t>(г. 4):</w:t>
       </w:r>
       <w:r>
         <w:rPr>
@@ -18143,7 +19633,7 @@
           <w:sz w:val="24"/>
           <w:szCs w:val="24"/>
         </w:rPr>
-        <w:t>(г. 6):</w:t>
+        <w:t>(г. 6):</w:t>
       </w:r>
       <w:r>
         <w:rPr>
@@ -19370,7 +20860,7 @@
           <w:sz w:val="24"/>
           <w:szCs w:val="24"/>
         </w:rPr>
-        <w:t>Священник: </w:t>
+        <w:t xml:space="preserve">Священник: </w:t>
       </w:r>
       <w:r>
         <w:rPr>
@@ -20333,7 +21823,7 @@
           <w:sz w:val="24"/>
           <w:szCs w:val="24"/>
         </w:rPr>
-        <w:t>Священник: </w:t>
+        <w:t xml:space="preserve">Священник: </w:t>
       </w:r>
       <w:r>
         <w:rPr>
@@ -21130,7 +22620,7 @@
           <w:sz w:val="24"/>
           <w:szCs w:val="24"/>
         </w:rPr>
-        <w:t>Ірмос (г. 1):</w:t>
+        <w:t>Ірмос (г. 1):</w:t>
       </w:r>
       <w:r>
         <w:rPr>
@@ -21559,7 +23049,6 @@
           <w:i/>
           <w:color w:val="FF4400"/>
           <w:sz w:val="24"/>
-          <w:szCs w:val="24"/>
         </w:rPr>
         <w:t>Священик:</w:t>
       </w:r>
@@ -21567,17 +23056,8 @@
         <w:rPr>
           <w:rFonts w:ascii="Times New Roman" w:hAnsi="Times New Roman"/>
           <w:sz w:val="24"/>
-          <w:szCs w:val="24"/>
-        </w:rPr>
-        <w:t> Бо Тебе хвалять усі сили небесні і Тобі славу возсилаємо: Отцю, і Сину, і Святому Духові, нин</w:t>
-      </w:r>
-      <w:r>
-        <w:rPr>
-          <w:rFonts w:ascii="Times New Roman" w:hAnsi="Times New Roman"/>
-          <w:sz w:val="24"/>
-          <w:szCs w:val="24"/>
-        </w:rPr>
-        <w:t>і і повсякчас, і на віки віків.</w:t>
+        </w:rPr>
+        <w:t xml:space="preserve"> Бо Тебе хвалять усі сили небесні і Тобі славу возсилаємо: Отцю, і Сину, і Святому Духові, нині і повсякчас, і на віки віків.</w:t>
       </w:r>
     </w:p>
     <w:p>
@@ -22469,7 +23949,6 @@
           <w:i/>
           <w:color w:val="FF4400"/>
           <w:sz w:val="24"/>
-          <w:szCs w:val="24"/>
         </w:rPr>
         <w:t>Священик:</w:t>
       </w:r>
@@ -22477,7 +23956,6 @@
         <w:rPr>
           <w:rFonts w:ascii="Times New Roman" w:hAnsi="Times New Roman"/>
           <w:sz w:val="24"/>
-          <w:szCs w:val="24"/>
         </w:rPr>
         <w:t xml:space="preserve"> Слава тобі, що Світло нам показав!</w:t>
       </w:r>
@@ -23495,7 +24973,6 @@
           <w:i/>
           <w:color w:val="FF4400"/>
           <w:sz w:val="24"/>
-          <w:szCs w:val="24"/>
         </w:rPr>
         <w:t>Священик:</w:t>
       </w:r>
@@ -23503,9 +24980,8 @@
         <w:rPr>
           <w:rFonts w:ascii="Times New Roman" w:hAnsi="Times New Roman"/>
           <w:sz w:val="24"/>
-          <w:szCs w:val="24"/>
-        </w:rPr>
-        <w:t xml:space="preserve"> Бо Ти – Бог милости, ласк і людинолюбности, і Тобі славу віддаємо, Отцю, і Сину, і Святому Духові, нині, і повсякчас, і на віки віків.</w:t>
+        </w:rPr>
+        <w:t xml:space="preserve"> Бо Ти – Бог милости, ласк і людинолюбности, і Тобі славу віддаємо, Отцю, і Сину, і Святому Духові, нині, і повсякчас, і на віки віків.</w:t>
       </w:r>
     </w:p>
     <w:p>
@@ -23562,7 +25038,6 @@
           <w:i/>
           <w:color w:val="FF4400"/>
           <w:sz w:val="24"/>
-          <w:szCs w:val="24"/>
         </w:rPr>
         <w:t>Священик:</w:t>
       </w:r>
@@ -23570,7 +25045,6 @@
         <w:rPr>
           <w:rFonts w:ascii="Times New Roman" w:hAnsi="Times New Roman"/>
           <w:sz w:val="24"/>
-          <w:szCs w:val="24"/>
         </w:rPr>
         <w:t xml:space="preserve"> Мир всім.</w:t>
       </w:r>
@@ -24017,7 +25491,7 @@
           <w:sz w:val="24"/>
           <w:szCs w:val="24"/>
         </w:rPr>
-        <w:t>(г. 4):</w:t>
+        <w:t>(г. 4):</w:t>
       </w:r>
       <w:r>
         <w:rPr>
@@ -24118,57 +25592,35 @@
     </w:p>
     <w:p>
       <w:pPr>
-        <w:spacing w:after="120"/>
-        <w:jc w:val="both"/>
-        <w:rPr>
-          <w:rFonts w:ascii="Times New Roman" w:hAnsi="Times New Roman"/>
-          <w:sz w:val="24"/>
-          <w:szCs w:val="24"/>
-        </w:rPr>
-      </w:pPr>
-      <w:r>
-        <w:rPr>
-          <w:rFonts w:ascii="Times New Roman" w:hAnsi="Times New Roman"/>
-          <w:sz w:val="24"/>
-          <w:szCs w:val="24"/>
-        </w:rPr>
-        <w:t xml:space="preserve">Святий Боже, святий Кріпкий, святий Безсмертний, помилуй нас </w:t>
-      </w:r>
-      <w:r>
-        <w:rPr>
-          <w:rFonts w:ascii="Times New Roman" w:hAnsi="Times New Roman"/>
-          <w:i/>
-          <w:color w:val="FF0000"/>
-          <w:sz w:val="24"/>
-          <w:szCs w:val="24"/>
-        </w:rPr>
-        <w:t>(3 р.)</w:t>
-      </w:r>
-      <w:r>
-        <w:rPr>
-          <w:rFonts w:ascii="Times New Roman" w:hAnsi="Times New Roman"/>
-          <w:i/>
-          <w:sz w:val="24"/>
-          <w:szCs w:val="24"/>
-        </w:rPr>
-        <w:t>.</w:t>
-      </w:r>
-    </w:p>
-    <w:p>
-      <w:pPr>
-        <w:spacing w:after="120"/>
-        <w:jc w:val="both"/>
-        <w:rPr>
-          <w:rFonts w:ascii="Times New Roman" w:hAnsi="Times New Roman"/>
-          <w:sz w:val="24"/>
-          <w:szCs w:val="24"/>
-        </w:rPr>
-      </w:pPr>
-      <w:r>
-        <w:rPr>
-          <w:rFonts w:ascii="Times New Roman" w:hAnsi="Times New Roman"/>
-          <w:sz w:val="24"/>
-          <w:szCs w:val="24"/>
+        <w:pStyle w:val="a"/>
+        <w:spacing w:after="120"/>
+      </w:pPr>
+      <w:r>
+        <w:rPr>
+          <w:rFonts w:ascii="Times New Roman" w:hAnsi="Times New Roman"/>
+          <w:sz w:val="24"/>
+        </w:rPr>
+        <w:t xml:space="preserve">Святий Боже, святий Кріпкий, святий Безсмертний, помилуй нас. </w:t>
+      </w:r>
+      <w:r>
+        <w:rPr>
+          <w:rFonts w:ascii="Times New Roman" w:hAnsi="Times New Roman"/>
+          <w:i/>
+          <w:color w:val="FF0000"/>
+          <w:sz w:val="24"/>
+        </w:rPr>
+        <w:t>(3 р.)</w:t>
+      </w:r>
+    </w:p>
+    <w:p>
+      <w:pPr>
+        <w:pStyle w:val="a"/>
+        <w:spacing w:after="120"/>
+      </w:pPr>
+      <w:r>
+        <w:rPr>
+          <w:rFonts w:ascii="Times New Roman" w:hAnsi="Times New Roman"/>
+          <w:sz w:val="24"/>
         </w:rPr>
         <w:t>Слава Отцю, і Сину, і Святому Духові,* і нині і повсякчас, і на віки віків. Амінь.</w:t>
       </w:r>
@@ -24227,7 +25679,7 @@
           <w:sz w:val="24"/>
           <w:szCs w:val="24"/>
         </w:rPr>
-        <w:t>(3 р.)</w:t>
+        <w:t>(3 р.)</w:t>
       </w:r>
       <w:r>
         <w:rPr>
@@ -24576,7 +26028,7 @@
           <w:sz w:val="24"/>
           <w:szCs w:val="24"/>
         </w:rPr>
-        <w:t>(г. 1):</w:t>
+        <w:t>(г. 1):</w:t>
       </w:r>
       <w:r>
         <w:rPr>
@@ -25088,7 +26540,6 @@
           <w:i/>
           <w:color w:val="FF4400"/>
           <w:sz w:val="24"/>
-          <w:szCs w:val="24"/>
         </w:rPr>
         <w:t>Священик:</w:t>
       </w:r>
@@ -25096,7 +26547,6 @@
         <w:rPr>
           <w:rFonts w:ascii="Times New Roman" w:hAnsi="Times New Roman"/>
           <w:sz w:val="24"/>
-          <w:szCs w:val="24"/>
         </w:rPr>
         <w:t xml:space="preserve"> Слава тобі, Христе Боже, надіє наша, слава тобі!</w:t>
       </w:r>
@@ -25154,7 +26604,7 @@
           <w:sz w:val="24"/>
           <w:szCs w:val="24"/>
         </w:rPr>
-        <w:t>(3 р.)</w:t>
+        <w:t>(3 р.)</w:t>
       </w:r>
       <w:r>
         <w:rPr>
@@ -25175,18 +26625,12 @@
       </w:r>
     </w:p>
     <w:p>
-      <w:pPr>
-        <w:rPr>
-          <w:rFonts w:ascii="Times New Roman" w:hAnsi="Times New Roman"/>
-        </w:rPr>
-      </w:pPr>
       <w:r>
         <w:rPr>
           <w:rFonts w:ascii="Times New Roman" w:hAnsi="Times New Roman"/>
           <w:i/>
           <w:color w:val="FF4400"/>
           <w:sz w:val="24"/>
-          <w:szCs w:val="24"/>
         </w:rPr>
         <w:t>Священик:</w:t>
       </w:r>
@@ -25194,17 +26638,8 @@
         <w:rPr>
           <w:rFonts w:ascii="Times New Roman" w:hAnsi="Times New Roman"/>
           <w:sz w:val="24"/>
-          <w:szCs w:val="24"/>
-        </w:rPr>
-        <w:t xml:space="preserve"> Христос, істинний Бог наш - молитвами пречистої Своєї Матері, якої Успіння сьогодні торжественне свято звершуємо, святих славних і всехвальних апостолів, святого апостола Тадея, святої муч</w:t>
-      </w:r>
-      <w:r>
-        <w:rPr>
-          <w:rFonts w:ascii="Times New Roman" w:hAnsi="Times New Roman"/>
-          <w:sz w:val="24"/>
-          <w:szCs w:val="24"/>
-        </w:rPr>
-        <w:t>ениці Васси і всіх святих - помилує і спасе нас як благий і людинолюбний.</w:t>
+        </w:rPr>
+        <w:t xml:space="preserve"> Христос, істинний Бог наш - молитвами пречистої Своєї Матері, якої Успіння сьогодні торжественне свято звершуємо, святих славних і всехвальних апостолів, святого апостола Тадея, святої мучениці Васси і всіх святих - помилує і спасе нас як благий і людинолюбний.</w:t>
       </w:r>
     </w:p>
     <w:p>
